--- a/SOBRE MI/ANALISIS_MOTOR_SCORING.docx
+++ b/SOBRE MI/ANALISIS_MOTOR_SCORING.docx
@@ -17,7 +17,7 @@
           <w:left w:val="single" w:color="999999" w:sz="12" w:space="8"/>
         </w:pBdr>
         <w:spacing w:after="60"/>
-        <w:ind w:left="431"/>
+        <w:ind w:left="432"/>
       </w:pPr>
       <w:r>
         <w:t xml:space="preserve">Documento de análisis, no de especificación. No describe qué hace el producto hoy (eso lo hace </w:t>
@@ -33,6 +33,22 @@
       </w:r>
       <w:r>
         <w:t xml:space="preserve">); describe qué le falta al motor de scoring para ser más preciso, más auditable y más robusto, y qué se necesitaría para lograrlo.</w:t>
+      </w:r>
+    </w:p>
+    <w:p>
+      <w:pPr>
+        <w:pBdr>
+          <w:top w:val="single" w:color="0067B1" w:sz="4"/>
+          <w:bottom w:val="single" w:color="0067B1" w:sz="4"/>
+          <w:left w:val="single" w:color="0067B1" w:sz="4"/>
+          <w:right w:val="single" w:color="0067B1" w:sz="4"/>
+        </w:pBdr>
+        <w:shd w:fill="EAF3FB" w:val="clear"/>
+        <w:spacing w:after="240" w:before="120"/>
+        <w:ind w:left="120" w:right="120"/>
+      </w:pPr>
+      <w:r>
+        <w:t xml:space="preserve">Estado de implementación: de los 15 ítems del roadmap (sección 6), los 9 que no dependían de datos reales ya están implementados y en producción (ver el detalle marcado "Implementado" en cada sección, y la columna Estado de la tabla). Los 6 restantes siguen pendientes: todos, por diseño, requieren volumen de outcomes reales de leads (backtesting, pesos por regresión logística, shadow scoring, cadencia formal de recalibración) o son trabajo de auditoría/monitoreo continuo que no se abordó en esta ronda (auditoría de impacto dispar, monitoreo de distribución en producción).</w:t>
       </w:r>
     </w:p>
     <w:p>
@@ -127,17 +143,17 @@
         <w:spacing w:after="160"/>
       </w:pPr>
       <w:r>
-        <w:t xml:space="preserve">Esa decisión de diseño (reglas explícitas en vez de un modelo opaco) es correcta para un producto que necesita explicar por qué a alguien no se le recomienda una vivienda. El problema no es "reglas vs. ML": es que hoy las reglas están </w:t>
+        <w:t xml:space="preserve">Esa decisión de diseño (reglas explícitas en vez de un modelo opaco) es correcta para un producto que necesita explicar por qué a alguien no se le recomienda una vivienda. El problema no era "reglas vs. ML": era que las reglas estaban </w:t>
       </w:r>
       <w:r>
         <w:rPr>
           <w:b/>
           <w:bCs/>
         </w:rPr>
-        <w:t xml:space="preserve">calibradas una sola vez a mano, sin validación estadística continua, sin trazabilidad de versión, y alimentadas por una extracción LLM que no reporta su propia incertidumbre</w:t>
-      </w:r>
-      <w:r>
-        <w:t xml:space="preserve">. Cuatro limitaciones estructurales concentran la mayoría del riesgo de precisión:</w:t>
+        <w:t xml:space="preserve">calibradas una sola vez a mano, sin validación estadística continua, sin trazabilidad de versión, y alimentadas por una extracción LLM que no reportaba su propia incertidumbre</w:t>
+      </w:r>
+      <w:r>
+        <w:t xml:space="preserve">. De las cuatro limitaciones estructurales identificadas, tres ya se resolvieron:</w:t>
       </w:r>
     </w:p>
     <w:p>
@@ -157,19 +173,7 @@
         <w:t xml:space="preserve">Calibración sin backtesting.</w:t>
       </w:r>
       <w:r>
-        <w:t xml:space="preserve"> Los umbrales y pesos (</w:t>
-      </w:r>
-      <w:r>
-        <w:rPr>
-          <w:rFonts w:ascii="Consolas" w:cs="Consolas" w:eastAsia="Consolas" w:hAnsi="Consolas"/>
-          <w:color w:val="AA1155"/>
-          <w:sz w:val="21"/>
-          <w:szCs w:val="21"/>
-        </w:rPr>
-        <w:t xml:space="preserve">app/config.py</w:t>
-      </w:r>
-      <w:r>
-        <w:t xml:space="preserve">) se fijaron para producir una distribución "razonable" sobre la misma base sintética que los genera, no contra un holdout ni contra outcomes reales. Ya hubo un incidente de este tipo: meses sin ningún lead CALIENTE, sin que los tests unitarios (que verifican reglas individuales, no la distribución agregada) lo detectaran — de ahí nació </w:t>
+        <w:t xml:space="preserve"> *(Pendiente — requiere outcomes reales, ver sección 2.1.)* Los umbrales y pesos siguen calibrados sobre la misma base sintética que los genera, no contra un holdout ni contra outcomes reales. Ya hubo un incidente de este tipo: meses sin ningún lead CALIENTE, sin que los tests unitarios lo detectaran — de ahí nació </w:t>
       </w:r>
       <w:r>
         <w:rPr>
@@ -181,7 +185,7 @@
         <w:t xml:space="preserve">tests/test_distribucion_scoring.py</w:t>
       </w:r>
       <w:r>
-        <w:t xml:space="preserve">.</w:t>
+        <w:t xml:space="preserve">, que sí sigue corriendo como red de seguridad en cada cambio (dos recalibraciones de umbrales durante esta ronda de trabajo se detectaron y aplicaron gracias a ese test).</w:t>
       </w:r>
     </w:p>
     <w:p>
@@ -201,31 +205,43 @@
         <w:t xml:space="preserve">Sin versionado del score.</w:t>
       </w:r>
       <w:r>
-        <w:t xml:space="preserve"> Si </w:t>
-      </w:r>
-      <w:r>
-        <w:rPr>
-          <w:rFonts w:ascii="Consolas" w:cs="Consolas" w:eastAsia="Consolas" w:hAnsi="Consolas"/>
-          <w:color w:val="AA1155"/>
-          <w:sz w:val="21"/>
-          <w:szCs w:val="21"/>
-        </w:rPr>
-        <w:t xml:space="preserve">config.py</w:t>
-      </w:r>
-      <w:r>
-        <w:t xml:space="preserve"> cambia, no queda registro de qué configuración produjo un score histórico guardado en </w:t>
-      </w:r>
-      <w:r>
-        <w:rPr>
-          <w:rFonts w:ascii="Consolas" w:cs="Consolas" w:eastAsia="Consolas" w:hAnsi="Consolas"/>
-          <w:color w:val="AA1155"/>
-          <w:sz w:val="21"/>
-          <w:szCs w:val="21"/>
-        </w:rPr>
-        <w:t xml:space="preserve">leads</w:t>
-      </w:r>
-      <w:r>
-        <w:t xml:space="preserve">. No se puede reproducir ni auditar una decisión pasada.</w:t>
+        <w:t xml:space="preserve"> *(Resuelto.)* </w:t>
+      </w:r>
+      <w:r>
+        <w:rPr>
+          <w:rFonts w:ascii="Consolas" w:cs="Consolas" w:eastAsia="Consolas" w:hAnsi="Consolas"/>
+          <w:color w:val="AA1155"/>
+          <w:sz w:val="21"/>
+          <w:szCs w:val="21"/>
+        </w:rPr>
+        <w:t xml:space="preserve">config.SCORING_VERSION</w:t>
+      </w:r>
+      <w:r>
+        <w:t xml:space="preserve"> (hoy "1.1") viaja en cada </w:t>
+      </w:r>
+      <w:r>
+        <w:rPr>
+          <w:rFonts w:ascii="Consolas" w:cs="Consolas" w:eastAsia="Consolas" w:hAnsi="Consolas"/>
+          <w:color w:val="AA1155"/>
+          <w:sz w:val="21"/>
+          <w:szCs w:val="21"/>
+        </w:rPr>
+        <w:t xml:space="preserve">ResultadoScoring</w:t>
+      </w:r>
+      <w:r>
+        <w:t xml:space="preserve"> y se persiste en </w:t>
+      </w:r>
+      <w:r>
+        <w:rPr>
+          <w:rFonts w:ascii="Consolas" w:cs="Consolas" w:eastAsia="Consolas" w:hAnsi="Consolas"/>
+          <w:color w:val="AA1155"/>
+          <w:sz w:val="21"/>
+          <w:szCs w:val="21"/>
+        </w:rPr>
+        <w:t xml:space="preserve">leads.scoring_version</w:t>
+      </w:r>
+      <w:r>
+        <w:t xml:space="preserve">.</w:t>
       </w:r>
     </w:p>
     <w:p>
@@ -245,43 +261,31 @@
         <w:t xml:space="preserve">Extracción LLM sin calibrar su propia confianza.</w:t>
       </w:r>
       <w:r>
-        <w:t xml:space="preserve"> </w:t>
-      </w:r>
-      <w:r>
-        <w:rPr>
-          <w:rFonts w:ascii="Consolas" w:cs="Consolas" w:eastAsia="Consolas" w:hAnsi="Consolas"/>
-          <w:color w:val="AA1155"/>
-          <w:sz w:val="21"/>
-          <w:szCs w:val="21"/>
-        </w:rPr>
-        <w:t xml:space="preserve">app/extraccion.py</w:t>
-      </w:r>
-      <w:r>
-        <w:t xml:space="preserve"> aplica un único factor de descuento (</w:t>
-      </w:r>
-      <w:r>
-        <w:rPr>
-          <w:rFonts w:ascii="Consolas" w:cs="Consolas" w:eastAsia="Consolas" w:hAnsi="Consolas"/>
-          <w:color w:val="AA1155"/>
-          <w:sz w:val="21"/>
-          <w:szCs w:val="21"/>
-        </w:rPr>
-        <w:t xml:space="preserve">FACTOR_CONFIANZA_DECLARADO = 0.75</w:t>
-      </w:r>
-      <w:r>
-        <w:t xml:space="preserve">) a todo el perfil declarado, sin distinguir un dato que el usuario afirmó con seguridad de uno inferido con dudas. Un fallo de parseo devuelve </w:t>
-      </w:r>
-      <w:r>
-        <w:rPr>
-          <w:rFonts w:ascii="Consolas" w:cs="Consolas" w:eastAsia="Consolas" w:hAnsi="Consolas"/>
-          <w:color w:val="AA1155"/>
-          <w:sz w:val="21"/>
-          <w:szCs w:val="21"/>
-        </w:rPr>
-        <w:t xml:space="preserve">{}</w:t>
-      </w:r>
-      <w:r>
-        <w:t xml:space="preserve"> en silencio, sin métrica que lo detecte.</w:t>
+        <w:t xml:space="preserve"> *(Resuelto.)* </w:t>
+      </w:r>
+      <w:r>
+        <w:rPr>
+          <w:rFonts w:ascii="Consolas" w:cs="Consolas" w:eastAsia="Consolas" w:hAnsi="Consolas"/>
+          <w:color w:val="AA1155"/>
+          <w:sz w:val="21"/>
+          <w:szCs w:val="21"/>
+        </w:rPr>
+        <w:t xml:space="preserve">app/scoring._confianza_declarado()</w:t>
+      </w:r>
+      <w:r>
+        <w:t xml:space="preserve"> reemplazó el descuento plano por un factor que depende de qué tan directamente se afirmó cada dato, y </w:t>
+      </w:r>
+      <w:r>
+        <w:rPr>
+          <w:rFonts w:ascii="Consolas" w:cs="Consolas" w:eastAsia="Consolas" w:hAnsi="Consolas"/>
+          <w:color w:val="AA1155"/>
+          <w:sz w:val="21"/>
+          <w:szCs w:val="21"/>
+        </w:rPr>
+        <w:t xml:space="preserve">app/llm_client.metricas_extraccion()</w:t>
+      </w:r>
+      <w:r>
+        <w:t xml:space="preserve"> mide la tasa de fallos de extracción en vez de dejarla en silencio.</w:t>
       </w:r>
     </w:p>
     <w:p>
@@ -301,31 +305,31 @@
         <w:t xml:space="preserve">Señales estadísticas sin control de muestra pequeña.</w:t>
       </w:r>
       <w:r>
-        <w:t xml:space="preserve"> Las señales de peers y similitud vectorial (</w:t>
-      </w:r>
-      <w:r>
-        <w:rPr>
-          <w:rFonts w:ascii="Consolas" w:cs="Consolas" w:eastAsia="Consolas" w:hAnsi="Consolas"/>
-          <w:color w:val="AA1155"/>
-          <w:sz w:val="21"/>
-          <w:szCs w:val="21"/>
-        </w:rPr>
-        <w:t xml:space="preserve">app/data_store.py</w:t>
-      </w:r>
-      <w:r>
-        <w:t xml:space="preserve">, </w:t>
-      </w:r>
-      <w:r>
-        <w:rPr>
-          <w:rFonts w:ascii="Consolas" w:cs="Consolas" w:eastAsia="Consolas" w:hAnsi="Consolas"/>
-          <w:color w:val="AA1155"/>
-          <w:sz w:val="21"/>
-          <w:szCs w:val="21"/>
-        </w:rPr>
-        <w:t xml:space="preserve">app/vector_similarity.py</w:t>
-      </w:r>
-      <w:r>
-        <w:t xml:space="preserve">) no tienen un mínimo de muestra explícito ni intervalo de confianza — solo un ancla parcial a 50 cuando el peer group es igual al promedio general.</w:t>
+        <w:t xml:space="preserve"> *(Resuelto.)* Peers y similitud vectorial ahora usan shrinkage tipo Empirical Bayes (</w:t>
+      </w:r>
+      <w:r>
+        <w:rPr>
+          <w:rFonts w:ascii="Consolas" w:cs="Consolas" w:eastAsia="Consolas" w:hAnsi="Consolas"/>
+          <w:color w:val="AA1155"/>
+          <w:sz w:val="21"/>
+          <w:szCs w:val="21"/>
+        </w:rPr>
+        <w:t xml:space="preserve">PSEUDO_CONTEO_PEERS</w:t>
+      </w:r>
+      <w:r>
+        <w:t xml:space="preserve"> / </w:t>
+      </w:r>
+      <w:r>
+        <w:rPr>
+          <w:rFonts w:ascii="Consolas" w:cs="Consolas" w:eastAsia="Consolas" w:hAnsi="Consolas"/>
+          <w:color w:val="AA1155"/>
+          <w:sz w:val="21"/>
+          <w:szCs w:val="21"/>
+        </w:rPr>
+        <w:t xml:space="preserve">PSEUDO_CONTEO_CENTROIDE</w:t>
+      </w:r>
+      <w:r>
+        <w:t xml:space="preserve">, ambos en 10) en vez de un corte binario o un ancla fija.</w:t>
       </w:r>
     </w:p>
     <w:p>
@@ -333,7 +337,7 @@
         <w:spacing w:after="160"/>
       </w:pPr>
       <w:r>
-        <w:t xml:space="preserve">Las siguientes secciones desarrollan cada frente priorizado (rigor estadístico, explicabilidad, robustez conversacional), qué datos hacen falta, y un roadmap con lo que ya es accionable hoy (sin datos reales) frente a lo que solo tiene sentido cuando lleguen outcomes reales de leads.</w:t>
+        <w:t xml:space="preserve">Las siguientes secciones desarrollan cada frente priorizado (rigor estadístico, explicabilidad, robustez conversacional), qué datos hacen falta, y el roadmap con lo ya implementado marcado explícitamente.</w:t>
       </w:r>
     </w:p>
     <w:p>
@@ -347,11 +351,11 @@
     </w:p>
     <w:p>
       <w:pPr>
-        <w:pStyle w:val="Heading2"/>
-        <w:spacing w:after="160" w:before="320"/>
-      </w:pPr>
-      <w:r>
-        <w:t xml:space="preserve">2.1 Backtesting formal</w:t>
+        <w:pStyle w:val="Heading3"/>
+        <w:spacing w:after="120" w:before="260"/>
+      </w:pPr>
+      <w:r>
+        <w:t xml:space="preserve">2.1 Backtesting formal — Pendiente (requiere outcomes reales)</w:t>
       </w:r>
     </w:p>
     <w:p>
@@ -378,7 +382,7 @@
         <w:t xml:space="preserve">toda</w:t>
       </w:r>
       <w:r>
-        <w:t xml:space="preserve"> la base y elige los umbrales para que CALIENTE caiga en el percentil objetivo de esa misma base. Es calibración, no validación: no hay ningún conjunto de datos que el motor no haya visto usado para comprobar que la calibración generaliza.</w:t>
+        <w:t xml:space="preserve"> la base y elige los umbrales para que CALIENTE caiga en el percentil objetivo de esa misma base. Sigue siendo calibración, no validación: no hay ningún conjunto de datos que el motor no haya visto usado para comprobar que la calibración generaliza. Nada de esto cambia hasta que haya outcomes reales de leads.</w:t>
       </w:r>
     </w:p>
     <w:p>
@@ -386,7 +390,7 @@
         <w:spacing w:after="160"/>
       </w:pPr>
       <w:r>
-        <w:t xml:space="preserve">En cuanto haya outcomes reales de leads (tabla </w:t>
+        <w:t xml:space="preserve">En cuanto los haya (tabla </w:t>
       </w:r>
       <w:r>
         <w:rPr>
@@ -406,7 +410,7 @@
         <w:pStyle w:val="ListParagraph"/>
         <w:numPr>
           <w:ilvl w:val="0"/>
-          <w:numId w:val="3"/>
+          <w:numId w:val="2"/>
         </w:numPr>
         <w:spacing w:after="80"/>
       </w:pPr>
@@ -429,24 +433,11 @@
         <w:pStyle w:val="ListParagraph"/>
         <w:numPr>
           <w:ilvl w:val="0"/>
-          <w:numId w:val="3"/>
+          <w:numId w:val="2"/>
         </w:numPr>
         <w:spacing w:after="80"/>
       </w:pPr>
       <w:r>
-        <w:t xml:space="preserve">Medir el motor contra ese holdout con métricas estándar de scoring:</w:t>
-      </w:r>
-    </w:p>
-    <w:p>
-      <w:pPr>
-        <w:pStyle w:val="ListParagraph"/>
-        <w:numPr>
-          <w:ilvl w:val="1"/>
-          <w:numId w:val="3"/>
-        </w:numPr>
-        <w:spacing w:after="80"/>
-      </w:pPr>
-      <w:r>
         <w:rPr>
           <w:b/>
           <w:bCs/>
@@ -454,38 +445,18 @@
         <w:t xml:space="preserve">AUC-ROC / Gini</w:t>
       </w:r>
       <w:r>
-        <w:t xml:space="preserve"> — ¿el score ordena correctamente a quienes terminan "Con vivienda propia" por encima de quienes no?</w:t>
-      </w:r>
-    </w:p>
-    <w:p>
-      <w:pPr>
-        <w:pStyle w:val="ListParagraph"/>
-        <w:numPr>
-          <w:ilvl w:val="1"/>
-          <w:numId w:val="3"/>
-        </w:numPr>
-        <w:spacing w:after="80"/>
-      </w:pPr>
+        <w:t xml:space="preserve">, </w:t>
+      </w:r>
       <w:r>
         <w:rPr>
           <w:b/>
           <w:bCs/>
         </w:rPr>
-        <w:t xml:space="preserve">Curva de calibración</w:t>
-      </w:r>
-      <w:r>
-        <w:t xml:space="preserve"> — por decil de score, ¿la tasa real de conversión sube monótonamente y de forma proporcional?</w:t>
-      </w:r>
-    </w:p>
-    <w:p>
-      <w:pPr>
-        <w:pStyle w:val="ListParagraph"/>
-        <w:numPr>
-          <w:ilvl w:val="1"/>
-          <w:numId w:val="3"/>
-        </w:numPr>
-        <w:spacing w:after="80"/>
-      </w:pPr>
+        <w:t xml:space="preserve">curva de calibración</w:t>
+      </w:r>
+      <w:r>
+        <w:t xml:space="preserve">, </w:t>
+      </w:r>
       <w:r>
         <w:rPr>
           <w:b/>
@@ -494,18 +465,8 @@
         <w:t xml:space="preserve">KS statistic</w:t>
       </w:r>
       <w:r>
-        <w:t xml:space="preserve"> — separación entre la distribución de score de convertidos vs. no convertidos.</w:t>
-      </w:r>
-    </w:p>
-    <w:p>
-      <w:pPr>
-        <w:pStyle w:val="ListParagraph"/>
-        <w:numPr>
-          <w:ilvl w:val="1"/>
-          <w:numId w:val="3"/>
-        </w:numPr>
-        <w:spacing w:after="80"/>
-      </w:pPr>
+        <w:t xml:space="preserve"> y </w:t>
+      </w:r>
       <w:r>
         <w:rPr>
           <w:b/>
@@ -514,16 +475,16 @@
         <w:t xml:space="preserve">PSI (Population Stability Index)</w:t>
       </w:r>
       <w:r>
-        <w:t xml:space="preserve"> — para detectar cuándo la población de leads entrantes se desvía de la población sobre la que se calibró, señal de que toca recalibrar.</w:t>
-      </w:r>
-    </w:p>
-    <w:p>
-      <w:pPr>
-        <w:pStyle w:val="Heading2"/>
-        <w:spacing w:after="160" w:before="320"/>
-      </w:pPr>
-      <w:r>
-        <w:t xml:space="preserve">2.2 De pesos fijados a mano a pesos ajustados por datos</w:t>
+        <w:t xml:space="preserve"> contra ese holdout.</w:t>
+      </w:r>
+    </w:p>
+    <w:p>
+      <w:pPr>
+        <w:pStyle w:val="Heading3"/>
+        <w:spacing w:after="120" w:before="260"/>
+      </w:pPr>
+      <w:r>
+        <w:t xml:space="preserve">2.2 De pesos fijados a mano a pesos ajustados por datos — Pendiente (requiere outcomes reales)</w:t>
       </w:r>
     </w:p>
     <w:p>
@@ -543,7 +504,7 @@
         <w:t xml:space="preserve">EMPLOYER_TIER_MULTIPLIER</w:t>
       </w:r>
       <w:r>
-        <w:t xml:space="preserve">, el 0,2/0,8 de la regla 90/10, los pesos 0,6/0,2/0,2 del blend, los bonos +5/+8/+20/-30) son todos valores de negocio razonados, no ajustados contra resultados reales. Con volumen suficiente de outcomes, la recomendación es </w:t>
+        <w:t xml:space="preserve">, el 0,2/0,8 de la regla 90/10, los pesos 0,6/0,2/0,2 del blend, los bonos +5/+8/+20/-30) siguen siendo valores de negocio razonados, no ajustados contra resultados reales. Con volumen suficiente de outcomes, la recomendación sigue siendo </w:t>
       </w:r>
       <w:r>
         <w:rPr>
@@ -553,16 +514,16 @@
         <w:t xml:space="preserve">regresión logística regularizada</w:t>
       </w:r>
       <w:r>
-        <w:t xml:space="preserve"> sobre las mismas variables que hoy alimentan las reglas — no un modelo caja negra: mantiene un coeficiente interpretable por variable (equivalente a "peso de la regla"), pero ese peso queda respaldado por datos en vez de por intuición. Esto preserva la explicabilidad que el diseño actual ya prioriza, solo cambia cómo se fija cada número.</w:t>
-      </w:r>
-    </w:p>
-    <w:p>
-      <w:pPr>
-        <w:pStyle w:val="Heading2"/>
-        <w:spacing w:after="160" w:before="320"/>
-      </w:pPr>
-      <w:r>
-        <w:t xml:space="preserve">2.3 Shrinkage formal en peers y similitud vectorial</w:t>
+        <w:t xml:space="preserve"> sobre las mismas variables que hoy alimentan las reglas.</w:t>
+      </w:r>
+    </w:p>
+    <w:p>
+      <w:pPr>
+        <w:pStyle w:val="Heading3"/>
+        <w:spacing w:after="120" w:before="260"/>
+      </w:pPr>
+      <w:r>
+        <w:t xml:space="preserve">2.3 Shrinkage formal en peers y similitud vectorial — Implementado</w:t>
       </w:r>
     </w:p>
     <w:p>
@@ -576,43 +537,139 @@
           <w:sz w:val="21"/>
           <w:szCs w:val="21"/>
         </w:rPr>
-        <w:t xml:space="preserve">data_store.peers_con_perfil_similar</w:t>
-      </w:r>
-      <w:r>
-        <w:t xml:space="preserve"> mide conversión de un grupo definido por rango salarial + estado laboral + afiliación. Cuando ese grupo es pequeño, el "lift" contra la tasa base es ruido, no señal — hoy se compensa parcialmente (si hay menos de 3 peers, el peso de esa señal vuelve a reglas), pero es un corte binario, no una degradación proporcional al tamaño de muestra. Recomendado: shrinkage tipo Empirical Bayes, donde el peso efectivo de la señal de peers crece con </w:t>
-      </w:r>
-      <w:r>
-        <w:rPr>
-          <w:rFonts w:ascii="Consolas" w:cs="Consolas" w:eastAsia="Consolas" w:hAnsi="Consolas"/>
-          <w:color w:val="AA1155"/>
-          <w:sz w:val="21"/>
-          <w:szCs w:val="21"/>
-        </w:rPr>
-        <w:t xml:space="preserve">n</w:t>
-      </w:r>
-      <w:r>
-        <w:t xml:space="preserve"> en vez de activarse/desactivarse en un umbral fijo. Igual aplica a los centroides de </w:t>
-      </w:r>
-      <w:r>
-        <w:rPr>
-          <w:rFonts w:ascii="Consolas" w:cs="Consolas" w:eastAsia="Consolas" w:hAnsi="Consolas"/>
-          <w:color w:val="AA1155"/>
-          <w:sz w:val="21"/>
-          <w:szCs w:val="21"/>
-        </w:rPr>
-        <w:t xml:space="preserve">vector_similarity.py</w:t>
-      </w:r>
-      <w:r>
-        <w:t xml:space="preserve">, que hoy se recalculan en vivo sobre toda la base sin ponderar por cuántos usuarios soportan cada centroide.</w:t>
-      </w:r>
-    </w:p>
-    <w:p>
-      <w:pPr>
-        <w:pStyle w:val="Heading2"/>
-        <w:spacing w:after="160" w:before="320"/>
-      </w:pPr>
-      <w:r>
-        <w:t xml:space="preserve">2.4 Shadow scoring antes de cambiar producción</w:t>
+        <w:t xml:space="preserve">_peer_conversion_stats</w:t>
+      </w:r>
+      <w:r>
+        <w:t xml:space="preserve"> y </w:t>
+      </w:r>
+      <w:r>
+        <w:rPr>
+          <w:rFonts w:ascii="Consolas" w:cs="Consolas" w:eastAsia="Consolas" w:hAnsi="Consolas"/>
+          <w:color w:val="AA1155"/>
+          <w:sz w:val="21"/>
+          <w:szCs w:val="21"/>
+        </w:rPr>
+        <w:t xml:space="preserve">vector_similarity.calcular_similitud_vectorial</w:t>
+      </w:r>
+      <w:r>
+        <w:t xml:space="preserve"> ahora calculan una </w:t>
+      </w:r>
+      <w:r>
+        <w:rPr>
+          <w:rFonts w:ascii="Consolas" w:cs="Consolas" w:eastAsia="Consolas" w:hAnsi="Consolas"/>
+          <w:color w:val="AA1155"/>
+          <w:sz w:val="21"/>
+          <w:szCs w:val="21"/>
+        </w:rPr>
+        <w:t xml:space="preserve">confianza</w:t>
+      </w:r>
+      <w:r>
+        <w:t xml:space="preserve"> (0-1) con la fórmula clásica de shrinkage </w:t>
+      </w:r>
+      <w:r>
+        <w:rPr>
+          <w:rFonts w:ascii="Consolas" w:cs="Consolas" w:eastAsia="Consolas" w:hAnsi="Consolas"/>
+          <w:color w:val="AA1155"/>
+          <w:sz w:val="21"/>
+          <w:szCs w:val="21"/>
+        </w:rPr>
+        <w:t xml:space="preserve">n / (n + k)</w:t>
+      </w:r>
+      <w:r>
+        <w:t xml:space="preserve">, </w:t>
+      </w:r>
+      <w:r>
+        <w:rPr>
+          <w:rFonts w:ascii="Consolas" w:cs="Consolas" w:eastAsia="Consolas" w:hAnsi="Consolas"/>
+          <w:color w:val="AA1155"/>
+          <w:sz w:val="21"/>
+          <w:szCs w:val="21"/>
+        </w:rPr>
+        <w:t xml:space="preserve">k = PSEUDO_CONTEO_PEERS = PSEUDO_CONTEO_CENTROIDE = 10</w:t>
+      </w:r>
+      <w:r>
+        <w:t xml:space="preserve"> (mismo valor en ambos módulos, verificado por test). El peso efectivo de cada señal en el blend es </w:t>
+      </w:r>
+      <w:r>
+        <w:rPr>
+          <w:rFonts w:ascii="Consolas" w:cs="Consolas" w:eastAsia="Consolas" w:hAnsi="Consolas"/>
+          <w:color w:val="AA1155"/>
+          <w:sz w:val="21"/>
+          <w:szCs w:val="21"/>
+        </w:rPr>
+        <w:t xml:space="preserve">peso_nominal × confianza</w:t>
+      </w:r>
+      <w:r>
+        <w:t xml:space="preserve">: crece gradualmente con el tamaño de muestra en vez de activarse/desactivarse en un umbral fijo (</w:t>
+      </w:r>
+      <w:r>
+        <w:rPr>
+          <w:rFonts w:ascii="Consolas" w:cs="Consolas" w:eastAsia="Consolas" w:hAnsi="Consolas"/>
+          <w:color w:val="AA1155"/>
+          <w:sz w:val="21"/>
+          <w:szCs w:val="21"/>
+        </w:rPr>
+        <w:t xml:space="preserve">MIN_PEERS_PARA_BLEND = 3</w:t>
+      </w:r>
+      <w:r>
+        <w:t xml:space="preserve"> ya no existe). La tasa de conversión del grupo de peers también se encoge hacia el promedio general de la base. Recalibró la distribución real lo suficiente como para mover </w:t>
+      </w:r>
+      <w:r>
+        <w:rPr>
+          <w:rFonts w:ascii="Consolas" w:cs="Consolas" w:eastAsia="Consolas" w:hAnsi="Consolas"/>
+          <w:color w:val="AA1155"/>
+          <w:sz w:val="21"/>
+          <w:szCs w:val="21"/>
+        </w:rPr>
+        <w:t xml:space="preserve">UMBRAL_CALIENTE</w:t>
+      </w:r>
+      <w:r>
+        <w:t xml:space="preserve">/</w:t>
+      </w:r>
+      <w:r>
+        <w:rPr>
+          <w:rFonts w:ascii="Consolas" w:cs="Consolas" w:eastAsia="Consolas" w:hAnsi="Consolas"/>
+          <w:color w:val="AA1155"/>
+          <w:sz w:val="21"/>
+          <w:szCs w:val="21"/>
+        </w:rPr>
+        <w:t xml:space="preserve">UMBRAL_TIBIO</w:t>
+      </w:r>
+      <w:r>
+        <w:t xml:space="preserve"> (52,6/31,1 → 52,0/30,3) y subir </w:t>
+      </w:r>
+      <w:r>
+        <w:rPr>
+          <w:rFonts w:ascii="Consolas" w:cs="Consolas" w:eastAsia="Consolas" w:hAnsi="Consolas"/>
+          <w:color w:val="AA1155"/>
+          <w:sz w:val="21"/>
+          <w:szCs w:val="21"/>
+        </w:rPr>
+        <w:t xml:space="preserve">SCORING_VERSION</w:t>
+      </w:r>
+      <w:r>
+        <w:t xml:space="preserve"> a </w:t>
+      </w:r>
+      <w:r>
+        <w:rPr>
+          <w:rFonts w:ascii="Consolas" w:cs="Consolas" w:eastAsia="Consolas" w:hAnsi="Consolas"/>
+          <w:color w:val="AA1155"/>
+          <w:sz w:val="21"/>
+          <w:szCs w:val="21"/>
+        </w:rPr>
+        <w:t xml:space="preserve">1.1</w:t>
+      </w:r>
+      <w:r>
+        <w:t xml:space="preserve">.</w:t>
+      </w:r>
+    </w:p>
+    <w:p>
+      <w:pPr>
+        <w:pStyle w:val="Heading3"/>
+        <w:spacing w:after="120" w:before="260"/>
+      </w:pPr>
+      <w:r>
+        <w:t xml:space="preserve">2.4 Shadow scoring antes de cambiar producción — Pendiente (requiere outcomes reales)</w:t>
       </w:r>
     </w:p>
     <w:p>
@@ -620,28 +677,28 @@
         <w:spacing w:after="160"/>
       </w:pPr>
       <w:r>
-        <w:t xml:space="preserve">Para no repetir el incidente de "meses sin CALIENTE": antes de reemplazar pesos o umbrales en producción, correrlos en paralelo (shadow) contra tráfico real y comparar la distribución resultante contra la vigente, con alerta si se desvía más de un margen razonable. Esto convierte </w:t>
-      </w:r>
-      <w:r>
-        <w:rPr>
-          <w:rFonts w:ascii="Consolas" w:cs="Consolas" w:eastAsia="Consolas" w:hAnsi="Consolas"/>
-          <w:color w:val="AA1155"/>
-          <w:sz w:val="21"/>
-          <w:szCs w:val="21"/>
-        </w:rPr>
-        <w:t xml:space="preserve">test_distribucion_scoring.py</w:t>
-      </w:r>
-      <w:r>
-        <w:t xml:space="preserve"> de una red de seguridad reactiva (detecta el bug en CI) a una preventiva (detecta el bug antes del deploy).</w:t>
-      </w:r>
-    </w:p>
-    <w:p>
-      <w:pPr>
-        <w:pStyle w:val="Heading2"/>
-        <w:spacing w:after="160" w:before="320"/>
-      </w:pPr>
-      <w:r>
-        <w:t xml:space="preserve">2.5 Cadencia de recalibración</w:t>
+        <w:t xml:space="preserve">Antes de reemplazar pesos o umbrales en producción, correrlos en paralelo (shadow) contra tráfico real y comparar la distribución resultante contra la vigente. No implementado — depende de tráfico real de producción. En esta ronda, las recalibraciones de umbrales se validaron corriendo </w:t>
+      </w:r>
+      <w:r>
+        <w:rPr>
+          <w:rFonts w:ascii="Consolas" w:cs="Consolas" w:eastAsia="Consolas" w:hAnsi="Consolas"/>
+          <w:color w:val="AA1155"/>
+          <w:sz w:val="21"/>
+          <w:szCs w:val="21"/>
+        </w:rPr>
+        <w:t xml:space="preserve">scripts/calibrar_scoring.py</w:t>
+      </w:r>
+      <w:r>
+        <w:t xml:space="preserve"> contra la base completa antes de aplicar el cambio, una versión manual y más débil de esta misma idea.</w:t>
+      </w:r>
+    </w:p>
+    <w:p>
+      <w:pPr>
+        <w:pStyle w:val="Heading3"/>
+        <w:spacing w:after="120" w:before="260"/>
+      </w:pPr>
+      <w:r>
+        <w:t xml:space="preserve">2.5 Cadencia de recalibración — Pendiente (requiere outcomes reales)</w:t>
       </w:r>
     </w:p>
     <w:p>
@@ -649,7 +706,7 @@
         <w:spacing w:after="160"/>
       </w:pPr>
       <w:r>
-        <w:t xml:space="preserve">Hoy la recalibración es manual y esporádica (correr el script cuando alguien lo recuerda). Con outcomes reales entrando, formalizar una cadencia (p. ej. mensual, o disparada por PSI fuera de rango) en vez de dejarla a criterio humano.</w:t>
+        <w:t xml:space="preserve">La recalibración sigue siendo manual y esporádica. Formalizar una cadencia solo tiene sentido con outcomes reales entrando.</w:t>
       </w:r>
     </w:p>
     <w:p>
@@ -663,11 +720,285 @@
     </w:p>
     <w:p>
       <w:pPr>
-        <w:pStyle w:val="Heading2"/>
+        <w:pStyle w:val="Heading3"/>
+        <w:spacing w:after="120" w:before="260"/>
+      </w:pPr>
+      <w:r>
+        <w:t xml:space="preserve">3.1 Reason codes estructurados — Implementado</w:t>
+      </w:r>
+    </w:p>
+    <w:p>
+      <w:pPr>
+        <w:spacing w:after="160"/>
+      </w:pPr>
+      <w:r>
+        <w:rPr>
+          <w:rFonts w:ascii="Consolas" w:cs="Consolas" w:eastAsia="Consolas" w:hAnsi="Consolas"/>
+          <w:color w:val="AA1155"/>
+          <w:sz w:val="21"/>
+          <w:szCs w:val="21"/>
+        </w:rPr>
+        <w:t xml:space="preserve">ResultadoScoring.codigos_razones</w:t>
+      </w:r>
+      <w:r>
+        <w:t xml:space="preserve"> acompaña a </w:t>
+      </w:r>
+      <w:r>
+        <w:rPr>
+          <w:rFonts w:ascii="Consolas" w:cs="Consolas" w:eastAsia="Consolas" w:hAnsi="Consolas"/>
+          <w:color w:val="AA1155"/>
+          <w:sz w:val="21"/>
+          <w:szCs w:val="21"/>
+        </w:rPr>
+        <w:t xml:space="preserve">razones</w:t>
+      </w:r>
+      <w:r>
+        <w:t xml:space="preserve"> (mismo orden, misma longitud, garantizado por el helper </w:t>
+      </w:r>
+      <w:r>
+        <w:rPr>
+          <w:rFonts w:ascii="Consolas" w:cs="Consolas" w:eastAsia="Consolas" w:hAnsi="Consolas"/>
+          <w:color w:val="AA1155"/>
+          <w:sz w:val="21"/>
+          <w:szCs w:val="21"/>
+        </w:rPr>
+        <w:t xml:space="preserve">_agregar(codigo, texto)</w:t>
+      </w:r>
+      <w:r>
+        <w:t xml:space="preserve">). Hay 24 códigos </w:t>
+      </w:r>
+      <w:r>
+        <w:rPr>
+          <w:rFonts w:ascii="Consolas" w:cs="Consolas" w:eastAsia="Consolas" w:hAnsi="Consolas"/>
+          <w:color w:val="AA1155"/>
+          <w:sz w:val="21"/>
+          <w:szCs w:val="21"/>
+        </w:rPr>
+        <w:t xml:space="preserve">RC_*</w:t>
+      </w:r>
+      <w:r>
+        <w:t xml:space="preserve"> cubriendo cada regla que puede afectar el score, incluidos los cuatro </w:t>
+      </w:r>
+      <w:r>
+        <w:rPr>
+          <w:rFonts w:ascii="Consolas" w:cs="Consolas" w:eastAsia="Consolas" w:hAnsi="Consolas"/>
+          <w:color w:val="AA1155"/>
+          <w:sz w:val="21"/>
+          <w:szCs w:val="21"/>
+        </w:rPr>
+        <w:t xml:space="preserve">RC_CONFLICTO_*</w:t>
+      </w:r>
+      <w:r>
+        <w:t xml:space="preserve"> de la sección 4.3. Se persiste en </w:t>
+      </w:r>
+      <w:r>
+        <w:rPr>
+          <w:rFonts w:ascii="Consolas" w:cs="Consolas" w:eastAsia="Consolas" w:hAnsi="Consolas"/>
+          <w:color w:val="AA1155"/>
+          <w:sz w:val="21"/>
+          <w:szCs w:val="21"/>
+        </w:rPr>
+        <w:t xml:space="preserve">leads.codigos_razones</w:t>
+      </w:r>
+      <w:r>
+        <w:t xml:space="preserve"> (jsonb). Habilitó tests que verifican "este perfil debe disparar exactamente estos códigos" en vez de comparar substrings de texto libre. La analítica agregada por canal/ciudad sigue sin construirse.</w:t>
+      </w:r>
+    </w:p>
+    <w:p>
+      <w:pPr>
+        <w:pStyle w:val="Heading3"/>
+        <w:spacing w:after="120" w:before="260"/>
+      </w:pPr>
+      <w:r>
+        <w:t xml:space="preserve">3.2 Versionado del score — Implementado</w:t>
+      </w:r>
+    </w:p>
+    <w:p>
+      <w:pPr>
+        <w:spacing w:after="160"/>
+      </w:pPr>
+      <w:r>
+        <w:rPr>
+          <w:rFonts w:ascii="Consolas" w:cs="Consolas" w:eastAsia="Consolas" w:hAnsi="Consolas"/>
+          <w:color w:val="AA1155"/>
+          <w:sz w:val="21"/>
+          <w:szCs w:val="21"/>
+        </w:rPr>
+        <w:t xml:space="preserve">config.SCORING_VERSION</w:t>
+      </w:r>
+      <w:r>
+        <w:t xml:space="preserve"> viaja en </w:t>
+      </w:r>
+      <w:r>
+        <w:rPr>
+          <w:rFonts w:ascii="Consolas" w:cs="Consolas" w:eastAsia="Consolas" w:hAnsi="Consolas"/>
+          <w:color w:val="AA1155"/>
+          <w:sz w:val="21"/>
+          <w:szCs w:val="21"/>
+        </w:rPr>
+        <w:t xml:space="preserve">ResultadoScoring.scoring_version</w:t>
+      </w:r>
+      <w:r>
+        <w:t xml:space="preserve"> y se persiste en </w:t>
+      </w:r>
+      <w:r>
+        <w:rPr>
+          <w:rFonts w:ascii="Consolas" w:cs="Consolas" w:eastAsia="Consolas" w:hAnsi="Consolas"/>
+          <w:color w:val="AA1155"/>
+          <w:sz w:val="21"/>
+          <w:szCs w:val="21"/>
+        </w:rPr>
+        <w:t xml:space="preserve">leads.scoring_version</w:t>
+      </w:r>
+      <w:r>
+        <w:t xml:space="preserve">. Ya se usó de verdad: subió de "1.0" a "1.1" con el shrinkage de la sección 2.3.</w:t>
+      </w:r>
+    </w:p>
+    <w:p>
+      <w:pPr>
+        <w:pStyle w:val="Heading3"/>
+        <w:spacing w:after="120" w:before="260"/>
+      </w:pPr>
+      <w:r>
+        <w:t xml:space="preserve">3.3 Auditoría de impacto dispar — Pendiente</w:t>
+      </w:r>
+    </w:p>
+    <w:p>
+      <w:pPr>
+        <w:spacing w:after="160"/>
+      </w:pPr>
+      <w:r>
+        <w:rPr>
+          <w:rFonts w:ascii="Consolas" w:cs="Consolas" w:eastAsia="Consolas" w:hAnsi="Consolas"/>
+          <w:color w:val="AA1155"/>
+          <w:sz w:val="21"/>
+          <w:szCs w:val="21"/>
+        </w:rPr>
+        <w:t xml:space="preserve">estructura_familiar</w:t>
+      </w:r>
+      <w:r>
+        <w:t xml:space="preserve"> y, más indirectamente, </w:t>
+      </w:r>
+      <w:r>
+        <w:rPr>
+          <w:rFonts w:ascii="Consolas" w:cs="Consolas" w:eastAsia="Consolas" w:hAnsi="Consolas"/>
+          <w:color w:val="AA1155"/>
+          <w:sz w:val="21"/>
+          <w:szCs w:val="21"/>
+        </w:rPr>
+        <w:t xml:space="preserve">ciudad</w:t>
+      </w:r>
+      <w:r>
+        <w:t xml:space="preserve"> (vía peers) siguen sin una revisión periódica de impacto dispar sobre subgrupos. No se abordó en esta ronda.</w:t>
+      </w:r>
+    </w:p>
+    <w:p>
+      <w:pPr>
+        <w:pStyle w:val="Heading3"/>
+        <w:spacing w:after="120" w:before="260"/>
+      </w:pPr>
+      <w:r>
+        <w:t xml:space="preserve">3.4 Monitoreo de salud del modelo — Pendiente</w:t>
+      </w:r>
+    </w:p>
+    <w:p>
+      <w:pPr>
+        <w:spacing w:after="160"/>
+      </w:pPr>
+      <w:r>
+        <w:t xml:space="preserve">Sigue sin existir una alerta en producción si la distribución CALIENTE/TIBIO/FRIO se aleja del baseline (hoy 12,0%/38,0%/50,0%, actualizado dos veces en esta ronda). Lo que sí existe es la verificación manual vía </w:t>
+      </w:r>
+      <w:r>
+        <w:rPr>
+          <w:rFonts w:ascii="Consolas" w:cs="Consolas" w:eastAsia="Consolas" w:hAnsi="Consolas"/>
+          <w:color w:val="AA1155"/>
+          <w:sz w:val="21"/>
+          <w:szCs w:val="21"/>
+        </w:rPr>
+        <w:t xml:space="preserve">scripts/calibrar_scoring.py</w:t>
+      </w:r>
+      <w:r>
+        <w:t xml:space="preserve"> y el gate de CI — ninguno de los dos es monitoreo continuo en producción.</w:t>
+      </w:r>
+    </w:p>
+    <w:p>
+      <w:pPr>
+        <w:pStyle w:val="Heading3"/>
+        <w:spacing w:after="120" w:before="260"/>
+      </w:pPr>
+      <w:r>
+        <w:t xml:space="preserve">3.5 Consistencia entre documentación y código — Implementado</w:t>
+      </w:r>
+    </w:p>
+    <w:p>
+      <w:pPr>
+        <w:spacing w:after="160"/>
+      </w:pPr>
+      <w:r>
+        <w:rPr>
+          <w:rFonts w:ascii="Consolas" w:cs="Consolas" w:eastAsia="Consolas" w:hAnsi="Consolas"/>
+          <w:color w:val="AA1155"/>
+          <w:sz w:val="21"/>
+          <w:szCs w:val="21"/>
+        </w:rPr>
+        <w:t xml:space="preserve">tests/test_documentacion_consistente.py</w:t>
+      </w:r>
+      <w:r>
+        <w:t xml:space="preserve"> compara 12 afirmaciones numéricas textuales de </w:t>
+      </w:r>
+      <w:r>
+        <w:rPr>
+          <w:rFonts w:ascii="Consolas" w:cs="Consolas" w:eastAsia="Consolas" w:hAnsi="Consolas"/>
+          <w:color w:val="AA1155"/>
+          <w:sz w:val="21"/>
+          <w:szCs w:val="21"/>
+        </w:rPr>
+        <w:t xml:space="preserve">MIEMPRESA.md</w:t>
+      </w:r>
+      <w:r>
+        <w:t xml:space="preserve"> contra las constantes con nombre que las producen, y falla en CI si se desincronizan. Ya demostró su utilidad: detectó en desarrollo que </w:t>
+      </w:r>
+      <w:r>
+        <w:rPr>
+          <w:rFonts w:ascii="Consolas" w:cs="Consolas" w:eastAsia="Consolas" w:hAnsi="Consolas"/>
+          <w:color w:val="AA1155"/>
+          <w:sz w:val="21"/>
+          <w:szCs w:val="21"/>
+        </w:rPr>
+        <w:t xml:space="preserve">MIEMPRESA.md</w:t>
+      </w:r>
+      <w:r>
+        <w:t xml:space="preserve"> habría quedado desactualizado tras cada una de las dos recalibraciones de umbrales de esta ronda. </w:t>
+      </w:r>
+      <w:r>
+        <w:rPr>
+          <w:rFonts w:ascii="Consolas" w:cs="Consolas" w:eastAsia="Consolas" w:hAnsi="Consolas"/>
+          <w:color w:val="AA1155"/>
+          <w:sz w:val="21"/>
+          <w:szCs w:val="21"/>
+        </w:rPr>
+        <w:t xml:space="preserve">SOBRE MI/SYSTEMPROMPT.md</w:t>
+      </w:r>
+      <w:r>
+        <w:t xml:space="preserve"> sigue sin tocarse.</w:t>
+      </w:r>
+    </w:p>
+    <w:p>
+      <w:pPr>
+        <w:pStyle w:val="Heading1"/>
         <w:spacing w:after="160" w:before="320"/>
       </w:pPr>
       <w:r>
-        <w:t xml:space="preserve">3.1 Reason codes estructurados</w:t>
+        <w:t xml:space="preserve">4. Robustez del agente conversacional (extracción de datos declarados)</w:t>
+      </w:r>
+    </w:p>
+    <w:p>
+      <w:pPr>
+        <w:pStyle w:val="Heading3"/>
+        <w:spacing w:after="120" w:before="260"/>
+      </w:pPr>
+      <w:r>
+        <w:t xml:space="preserve">4.1 Cobertura de features — Pendiente</w:t>
       </w:r>
     </w:p>
     <w:p>
@@ -675,74 +1006,272 @@
         <w:spacing w:after="160"/>
       </w:pPr>
       <w:r>
-        <w:rPr>
-          <w:rFonts w:ascii="Consolas" w:cs="Consolas" w:eastAsia="Consolas" w:hAnsi="Consolas"/>
-          <w:color w:val="AA1155"/>
-          <w:sz w:val="21"/>
-          <w:szCs w:val="21"/>
-        </w:rPr>
-        <w:t xml:space="preserve">ResultadoScoring.razones</w:t>
-      </w:r>
-      <w:r>
-        <w:t xml:space="preserve"> hoy es texto libre generado por cada regla aplicada. Funciona para mostrarlo en </w:t>
-      </w:r>
-      <w:r>
-        <w:rPr>
-          <w:rFonts w:ascii="Consolas" w:cs="Consolas" w:eastAsia="Consolas" w:hAnsi="Consolas"/>
-          <w:color w:val="AA1155"/>
-          <w:sz w:val="21"/>
-          <w:szCs w:val="21"/>
-        </w:rPr>
-        <w:t xml:space="preserve">/asesor</w:t>
-      </w:r>
-      <w:r>
-        <w:t xml:space="preserve">, pero no es queryable ni testeable de forma sistemática. Proponer una capa de </w:t>
-      </w:r>
-      <w:r>
-        <w:rPr>
-          <w:b/>
-          <w:bCs/>
-        </w:rPr>
-        <w:t xml:space="preserve">reason codes</w:t>
-      </w:r>
-      <w:r>
-        <w:t xml:space="preserve">: cada regla que afecta el score emite un código estable (p. ej. </w:t>
-      </w:r>
-      <w:r>
-        <w:rPr>
-          <w:rFonts w:ascii="Consolas" w:cs="Consolas" w:eastAsia="Consolas" w:hAnsi="Consolas"/>
-          <w:color w:val="AA1155"/>
-          <w:sz w:val="21"/>
-          <w:szCs w:val="21"/>
-        </w:rPr>
-        <w:t xml:space="preserve">RC_NO_AFILIADO_VIS</w:t>
-      </w:r>
-      <w:r>
-        <w:t xml:space="preserve">, </w:t>
-      </w:r>
-      <w:r>
-        <w:rPr>
-          <w:rFonts w:ascii="Consolas" w:cs="Consolas" w:eastAsia="Consolas" w:hAnsi="Consolas"/>
-          <w:color w:val="AA1155"/>
-          <w:sz w:val="21"/>
-          <w:szCs w:val="21"/>
-        </w:rPr>
-        <w:t xml:space="preserve">RC_CREDITO_REPORTADO</w:t>
-      </w:r>
-      <w:r>
-        <w:t xml:space="preserve">, </w:t>
-      </w:r>
-      <w:r>
-        <w:rPr>
-          <w:rFonts w:ascii="Consolas" w:cs="Consolas" w:eastAsia="Consolas" w:hAnsi="Consolas"/>
-          <w:color w:val="AA1155"/>
-          <w:sz w:val="21"/>
-          <w:szCs w:val="21"/>
-        </w:rPr>
-        <w:t xml:space="preserve">RC_MONOPARENTAL_JOVEN</w:t>
-      </w:r>
-      <w:r>
-        <w:t xml:space="preserve">) además del texto en español. Esto habilita:</w:t>
+        <w:t xml:space="preserve">Sigue sin hacerse el cruce explícito entre los 6 campos que extrae </w:t>
+      </w:r>
+      <w:r>
+        <w:rPr>
+          <w:rFonts w:ascii="Consolas" w:cs="Consolas" w:eastAsia="Consolas" w:hAnsi="Consolas"/>
+          <w:color w:val="AA1155"/>
+          <w:sz w:val="21"/>
+          <w:szCs w:val="21"/>
+        </w:rPr>
+        <w:t xml:space="preserve">app/extraccion.py</w:t>
+      </w:r>
+      <w:r>
+        <w:t xml:space="preserve"> y los features no usados de </w:t>
+      </w:r>
+      <w:r>
+        <w:rPr>
+          <w:rFonts w:ascii="Consolas" w:cs="Consolas" w:eastAsia="Consolas" w:hAnsi="Consolas"/>
+          <w:color w:val="AA1155"/>
+          <w:sz w:val="21"/>
+          <w:szCs w:val="21"/>
+        </w:rPr>
+        <w:t xml:space="preserve">RECURSOS/buyer_persona_scoring_schema.json</w:t>
+      </w:r>
+      <w:r>
+        <w:t xml:space="preserve">.</w:t>
+      </w:r>
+    </w:p>
+    <w:p>
+      <w:pPr>
+        <w:pStyle w:val="Heading3"/>
+        <w:spacing w:after="120" w:before="260"/>
+      </w:pPr>
+      <w:r>
+        <w:t xml:space="preserve">4.2 Confianza por campo, no por perfil — Implementado</w:t>
+      </w:r>
+    </w:p>
+    <w:p>
+      <w:pPr>
+        <w:spacing w:after="160"/>
+      </w:pPr>
+      <w:r>
+        <w:rPr>
+          <w:rFonts w:ascii="Consolas" w:cs="Consolas" w:eastAsia="Consolas" w:hAnsi="Consolas"/>
+          <w:color w:val="AA1155"/>
+          <w:sz w:val="21"/>
+          <w:szCs w:val="21"/>
+        </w:rPr>
+        <w:t xml:space="preserve">FACTOR_CONFIANZA_DECLARADO</w:t>
+      </w:r>
+      <w:r>
+        <w:t xml:space="preserve"> (descuento plano de 0,75) se reemplazó por </w:t>
+      </w:r>
+      <w:r>
+        <w:rPr>
+          <w:rFonts w:ascii="Consolas" w:cs="Consolas" w:eastAsia="Consolas" w:hAnsi="Consolas"/>
+          <w:color w:val="AA1155"/>
+          <w:sz w:val="21"/>
+          <w:szCs w:val="21"/>
+        </w:rPr>
+        <w:t xml:space="preserve">app/scoring._confianza_declarado()</w:t>
+      </w:r>
+      <w:r>
+        <w:t xml:space="preserve">: una base según qué tan directamente se afirmó lo que más pesa en el score (ingreso + situación laboral: 0,85 explícito / 0,70 inferido / 0,55 sin situación), más un bono pequeño por cada campo secundario declarado, con techo en 0,9. La confianza se deriva en código de la procedencia del dato, no le pide al LLM que se autoevalúe.</w:t>
+      </w:r>
+    </w:p>
+    <w:p>
+      <w:pPr>
+        <w:pStyle w:val="Heading3"/>
+        <w:spacing w:after="120" w:before="260"/>
+      </w:pPr>
+      <w:r>
+        <w:t xml:space="preserve">4.3 Detección de conflictos entre lo declarado y lo registrado — Implementado</w:t>
+      </w:r>
+    </w:p>
+    <w:p>
+      <w:pPr>
+        <w:spacing w:after="160"/>
+      </w:pPr>
+      <w:r>
+        <w:rPr>
+          <w:rFonts w:ascii="Consolas" w:cs="Consolas" w:eastAsia="Consolas" w:hAnsi="Consolas"/>
+          <w:color w:val="AA1155"/>
+          <w:sz w:val="21"/>
+          <w:szCs w:val="21"/>
+        </w:rPr>
+        <w:t xml:space="preserve">app/scoring._detectar_conflictos()</w:t>
+      </w:r>
+      <w:r>
+        <w:t xml:space="preserve"> compara, cuando el usuario está registrado, situación laboral, ingreso (15% de tolerancia sobre el rango salarial), ahorro declarado vs. verificado (zona neutra entre $500k y $3M COP) y vivienda (solo valores sin ambigüedad). Puramente informativo — persistido en </w:t>
+      </w:r>
+      <w:r>
+        <w:rPr>
+          <w:rFonts w:ascii="Consolas" w:cs="Consolas" w:eastAsia="Consolas" w:hAnsi="Consolas"/>
+          <w:color w:val="AA1155"/>
+          <w:sz w:val="21"/>
+          <w:szCs w:val="21"/>
+        </w:rPr>
+        <w:t xml:space="preserve">leads.conflictos</w:t>
+      </w:r>
+      <w:r>
+        <w:t xml:space="preserve">, nunca cambia el score, verificado explícitamente con un test.</w:t>
+      </w:r>
+    </w:p>
+    <w:p>
+      <w:pPr>
+        <w:pStyle w:val="Heading3"/>
+        <w:spacing w:after="120" w:before="260"/>
+      </w:pPr>
+      <w:r>
+        <w:t xml:space="preserve">4.4 Fallos silenciosos de extracción — Implementado</w:t>
+      </w:r>
+    </w:p>
+    <w:p>
+      <w:pPr>
+        <w:spacing w:after="160"/>
+      </w:pPr>
+      <w:r>
+        <w:rPr>
+          <w:rFonts w:ascii="Consolas" w:cs="Consolas" w:eastAsia="Consolas" w:hAnsi="Consolas"/>
+          <w:color w:val="AA1155"/>
+          <w:sz w:val="21"/>
+          <w:szCs w:val="21"/>
+        </w:rPr>
+        <w:t xml:space="preserve">app/llm_client.metricas_extraccion()</w:t>
+      </w:r>
+      <w:r>
+        <w:t xml:space="preserve"> cuenta intentos y fallos reales de </w:t>
+      </w:r>
+      <w:r>
+        <w:rPr>
+          <w:rFonts w:ascii="Consolas" w:cs="Consolas" w:eastAsia="Consolas" w:hAnsi="Consolas"/>
+          <w:color w:val="AA1155"/>
+          <w:sz w:val="21"/>
+          <w:szCs w:val="21"/>
+        </w:rPr>
+        <w:t xml:space="preserve">extraer_json</w:t>
+      </w:r>
+      <w:r>
+        <w:t xml:space="preserve">, con </w:t>
+      </w:r>
+      <w:r>
+        <w:rPr>
+          <w:rFonts w:ascii="Consolas" w:cs="Consolas" w:eastAsia="Consolas" w:hAnsi="Consolas"/>
+          <w:color w:val="AA1155"/>
+          <w:sz w:val="21"/>
+          <w:szCs w:val="21"/>
+        </w:rPr>
+        <w:t xml:space="preserve">logging.warning</w:t>
+      </w:r>
+      <w:r>
+        <w:t xml:space="preserve"> en cada fallo y la tasa expuesta en </w:t>
+      </w:r>
+      <w:r>
+        <w:rPr>
+          <w:rFonts w:ascii="Consolas" w:cs="Consolas" w:eastAsia="Consolas" w:hAnsi="Consolas"/>
+          <w:color w:val="AA1155"/>
+          <w:sz w:val="21"/>
+          <w:szCs w:val="21"/>
+        </w:rPr>
+        <w:t xml:space="preserve">/api/asesor/resumen-dia</w:t>
+      </w:r>
+      <w:r>
+        <w:t xml:space="preserve">.</w:t>
+      </w:r>
+    </w:p>
+    <w:p>
+      <w:pPr>
+        <w:pStyle w:val="Heading3"/>
+        <w:spacing w:after="120" w:before="260"/>
+      </w:pPr>
+      <w:r>
+        <w:t xml:space="preserve">4.5 Golden set de evaluación — Implementado</w:t>
+      </w:r>
+    </w:p>
+    <w:p>
+      <w:pPr>
+        <w:spacing w:after="160"/>
+      </w:pPr>
+      <w:r>
+        <w:rPr>
+          <w:rFonts w:ascii="Consolas" w:cs="Consolas" w:eastAsia="Consolas" w:hAnsi="Consolas"/>
+          <w:color w:val="AA1155"/>
+          <w:sz w:val="21"/>
+          <w:szCs w:val="21"/>
+        </w:rPr>
+        <w:t xml:space="preserve">tests/test_golden_extraccion.py</w:t>
+      </w:r>
+      <w:r>
+        <w:t xml:space="preserve">: 15 casos representativos, opcional (</w:t>
+      </w:r>
+      <w:r>
+        <w:rPr>
+          <w:rFonts w:ascii="Consolas" w:cs="Consolas" w:eastAsia="Consolas" w:hAnsi="Consolas"/>
+          <w:color w:val="AA1155"/>
+          <w:sz w:val="21"/>
+          <w:szCs w:val="21"/>
+        </w:rPr>
+        <w:t xml:space="preserve">RUN_GOLDEN_EXTRACCION=1</w:t>
+      </w:r>
+      <w:r>
+        <w:t xml:space="preserve">). Se corrió de verdad contra el Gemini configurado en el proyecto y encontró dos alucinaciones reales del prompt (mencionar "cesantías" disparaba </w:t>
+      </w:r>
+      <w:r>
+        <w:rPr>
+          <w:rFonts w:ascii="Consolas" w:cs="Consolas" w:eastAsia="Consolas" w:hAnsi="Consolas"/>
+          <w:color w:val="AA1155"/>
+          <w:sz w:val="21"/>
+          <w:szCs w:val="21"/>
+        </w:rPr>
+        <w:t xml:space="preserve">situacion_laboral="empleado_formal"</w:t>
+      </w:r>
+      <w:r>
+        <w:t xml:space="preserve"> sin mención de trabajo; mencionar "mi esposo" en una respuesta evasiva disparaba </w:t>
+      </w:r>
+      <w:r>
+        <w:rPr>
+          <w:rFonts w:ascii="Consolas" w:cs="Consolas" w:eastAsia="Consolas" w:hAnsi="Consolas"/>
+          <w:color w:val="AA1155"/>
+          <w:sz w:val="21"/>
+          <w:szCs w:val="21"/>
+        </w:rPr>
+        <w:t xml:space="preserve">estructura_familiar="Nuclear Integrada"</w:t>
+      </w:r>
+      <w:r>
+        <w:t xml:space="preserve">). Ambas se corrigieron en </w:t>
+      </w:r>
+      <w:r>
+        <w:rPr>
+          <w:rFonts w:ascii="Consolas" w:cs="Consolas" w:eastAsia="Consolas" w:hAnsi="Consolas"/>
+          <w:color w:val="AA1155"/>
+          <w:sz w:val="21"/>
+          <w:szCs w:val="21"/>
+        </w:rPr>
+        <w:t xml:space="preserve">INSTRUCCION</w:t>
+      </w:r>
+      <w:r>
+        <w:t xml:space="preserve"> y se reverificaron contra el LLM real.</w:t>
+      </w:r>
+    </w:p>
+    <w:p>
+      <w:pPr>
+        <w:pStyle w:val="Heading1"/>
+        <w:spacing w:after="160" w:before="320"/>
+      </w:pPr>
+      <w:r>
+        <w:t xml:space="preserve">5. Datos necesarios / ground truth</w:t>
+      </w:r>
+    </w:p>
+    <w:p>
+      <w:pPr>
+        <w:spacing w:after="160"/>
+      </w:pPr>
+      <w:r>
+        <w:t xml:space="preserve">Con datos reales de outcomes en camino, lo que la tabla </w:t>
+      </w:r>
+      <w:r>
+        <w:rPr>
+          <w:rFonts w:ascii="Consolas" w:cs="Consolas" w:eastAsia="Consolas" w:hAnsi="Consolas"/>
+          <w:color w:val="AA1155"/>
+          <w:sz w:val="21"/>
+          <w:szCs w:val="21"/>
+        </w:rPr>
+        <w:t xml:space="preserve">leads</w:t>
+      </w:r>
+      <w:r>
+        <w:t xml:space="preserve"> sigue necesitando capturar (nada de esta lista se implementó en esta ronda):</w:t>
       </w:r>
     </w:p>
     <w:p>
@@ -750,12 +1279,19 @@
         <w:pStyle w:val="ListParagraph"/>
         <w:numPr>
           <w:ilvl w:val="0"/>
-          <w:numId w:val="3"/>
+          <w:numId w:val="2"/>
         </w:numPr>
         <w:spacing w:after="80"/>
       </w:pPr>
       <w:r>
-        <w:t xml:space="preserve">Tests que verifican "este perfil debe disparar exactamente estos códigos", más robustos que comparar strings.</w:t>
+        <w:rPr>
+          <w:b/>
+          <w:bCs/>
+        </w:rPr>
+        <w:t xml:space="preserve">Resultado final con timestamp</w:t>
+      </w:r>
+      <w:r>
+        <w:t xml:space="preserve"> — qué pasó después del cierre de la conversación, y cuándo se supo.</w:t>
       </w:r>
     </w:p>
     <w:p>
@@ -763,522 +1299,19 @@
         <w:pStyle w:val="ListParagraph"/>
         <w:numPr>
           <w:ilvl w:val="0"/>
-          <w:numId w:val="3"/>
+          <w:numId w:val="2"/>
         </w:numPr>
         <w:spacing w:after="80"/>
       </w:pPr>
       <w:r>
-        <w:t xml:space="preserve">Analítica agregada: qué razón es la que más rechaza leads por canal o por ciudad, información que hoy solo se puede leer lead por lead en el panel.</w:t>
-      </w:r>
-    </w:p>
-    <w:p>
-      <w:pPr>
-        <w:pStyle w:val="Heading2"/>
-        <w:spacing w:after="160" w:before="320"/>
-      </w:pPr>
-      <w:r>
-        <w:t xml:space="preserve">3.2 Versionado del score</w:t>
-      </w:r>
-    </w:p>
-    <w:p>
-      <w:pPr>
-        <w:spacing w:after="160"/>
-      </w:pPr>
-      <w:r>
-        <w:t xml:space="preserve">Persistir en </w:t>
-      </w:r>
-      <w:r>
-        <w:rPr>
-          <w:rFonts w:ascii="Consolas" w:cs="Consolas" w:eastAsia="Consolas" w:hAnsi="Consolas"/>
-          <w:color w:val="AA1155"/>
-          <w:sz w:val="21"/>
-          <w:szCs w:val="21"/>
-        </w:rPr>
-        <w:t xml:space="preserve">leads</w:t>
-      </w:r>
-      <w:r>
-        <w:t xml:space="preserve">, junto al score, un identificador de la configuración que lo produjo (hash de los valores relevantes de </w:t>
-      </w:r>
-      <w:r>
-        <w:rPr>
-          <w:rFonts w:ascii="Consolas" w:cs="Consolas" w:eastAsia="Consolas" w:hAnsi="Consolas"/>
-          <w:color w:val="AA1155"/>
-          <w:sz w:val="21"/>
-          <w:szCs w:val="21"/>
-        </w:rPr>
-        <w:t xml:space="preserve">app/config.py</w:t>
-      </w:r>
-      <w:r>
-        <w:t xml:space="preserve">, o un número de versión incrementado a mano cada vez que cambian pesos/umbrales). Sin esto, cualquier auditoría retrospectiva de un lead antiguo asume implícitamente que los pesos nunca cambiaron desde entonces.</w:t>
-      </w:r>
-    </w:p>
-    <w:p>
-      <w:pPr>
-        <w:pStyle w:val="Heading2"/>
-        <w:spacing w:after="160" w:before="320"/>
-      </w:pPr>
-      <w:r>
-        <w:t xml:space="preserve">3.3 Auditoría de impacto dispar</w:t>
-      </w:r>
-    </w:p>
-    <w:p>
-      <w:pPr>
-        <w:spacing w:after="160"/>
-      </w:pPr>
-      <w:r>
-        <w:t xml:space="preserve">Dos variables del árbol de reglas son sensibles-adyacentes: </w:t>
-      </w:r>
-      <w:r>
-        <w:rPr>
-          <w:rFonts w:ascii="Consolas" w:cs="Consolas" w:eastAsia="Consolas" w:hAnsi="Consolas"/>
-          <w:color w:val="AA1155"/>
-          <w:sz w:val="21"/>
-          <w:szCs w:val="21"/>
-        </w:rPr>
-        <w:t xml:space="preserve">estructura_familiar</w:t>
-      </w:r>
-      <w:r>
-        <w:t xml:space="preserve"> ("Monoparental Joven" con +20/-30 según afiliación) y, más indirectamente, </w:t>
-      </w:r>
-      <w:r>
-        <w:rPr>
-          <w:rFonts w:ascii="Consolas" w:cs="Consolas" w:eastAsia="Consolas" w:hAnsi="Consolas"/>
-          <w:color w:val="AA1155"/>
-          <w:sz w:val="21"/>
-          <w:szCs w:val="21"/>
-        </w:rPr>
-        <w:t xml:space="preserve">ciudad</w:t>
-      </w:r>
-      <w:r>
-        <w:t xml:space="preserve"> a través de las señales de peers. Recomendado: revisión periódica (aunque sea manual al principio) de si estas variables producen un impacto dispar no intencionado sobre subgrupos, antes de que el motor se conecte a decisiones con más peso regulatorio.</w:t>
-      </w:r>
-    </w:p>
-    <w:p>
-      <w:pPr>
-        <w:pStyle w:val="Heading2"/>
-        <w:spacing w:after="160" w:before="320"/>
-      </w:pPr>
-      <w:r>
-        <w:t xml:space="preserve">3.4 Monitoreo de salud del modelo</w:t>
-      </w:r>
-    </w:p>
-    <w:p>
-      <w:pPr>
-        <w:spacing w:after="160"/>
-      </w:pPr>
-      <w:r>
-        <w:t xml:space="preserve">Alertar si la distribución CALIENTE/TIBIO/FRIO se aleja del baseline documentado (11,9%/37,8%/50,3%) más allá de un margen esperado, en producción y no solo en el test de CI. Es la misma idea de la sección 2.4 pero como monitoreo continuo, no solo como gate de deploy.</w:t>
-      </w:r>
-    </w:p>
-    <w:p>
-      <w:pPr>
-        <w:pStyle w:val="Heading2"/>
-        <w:spacing w:after="160" w:before="320"/>
-      </w:pPr>
-      <w:r>
-        <w:t xml:space="preserve">3.5 Consistencia entre documentación y código</w:t>
-      </w:r>
-    </w:p>
-    <w:p>
-      <w:pPr>
-        <w:spacing w:after="160"/>
-      </w:pPr>
-      <w:r>
-        <w:t xml:space="preserve">Ya existe evidencia de que la documentación se desalinea del código sin que nadie lo note: </w:t>
-      </w:r>
-      <w:r>
-        <w:rPr>
-          <w:rFonts w:ascii="Consolas" w:cs="Consolas" w:eastAsia="Consolas" w:hAnsi="Consolas"/>
-          <w:color w:val="AA1155"/>
-          <w:sz w:val="21"/>
-          <w:szCs w:val="21"/>
-        </w:rPr>
-        <w:t xml:space="preserve">SOBRE MI/SYSTEMPROMPT.md</w:t>
-      </w:r>
-      <w:r>
-        <w:t xml:space="preserve"> describe un flujo (pide cédula, el LLM decide todo) que contradice el comportamiento real, gobernado por </w:t>
-      </w:r>
-      <w:r>
-        <w:rPr>
-          <w:rFonts w:ascii="Consolas" w:cs="Consolas" w:eastAsia="Consolas" w:hAnsi="Consolas"/>
-          <w:color w:val="AA1155"/>
-          <w:sz w:val="21"/>
-          <w:szCs w:val="21"/>
-        </w:rPr>
-        <w:t xml:space="preserve">SOBRE MI/SOBREMI.md</w:t>
-      </w:r>
-      <w:r>
-        <w:t xml:space="preserve">. Lo mismo puede pasarle a </w:t>
-      </w:r>
-      <w:r>
-        <w:rPr>
-          <w:rFonts w:ascii="Consolas" w:cs="Consolas" w:eastAsia="Consolas" w:hAnsi="Consolas"/>
-          <w:color w:val="AA1155"/>
-          <w:sz w:val="21"/>
-          <w:szCs w:val="21"/>
-        </w:rPr>
-        <w:t xml:space="preserve">MIEMPRESA.md</w:t>
-      </w:r>
-      <w:r>
-        <w:t xml:space="preserve"> con los umbrales y pesos que cita textualmente (53,6 / 29,1 / 0,6 / 0,2 / 0,2, etc.). Recomendado: un test que lea esos valores desde </w:t>
-      </w:r>
-      <w:r>
-        <w:rPr>
-          <w:rFonts w:ascii="Consolas" w:cs="Consolas" w:eastAsia="Consolas" w:hAnsi="Consolas"/>
-          <w:color w:val="AA1155"/>
-          <w:sz w:val="21"/>
-          <w:szCs w:val="21"/>
-        </w:rPr>
-        <w:t xml:space="preserve">app/config.py</w:t>
-      </w:r>
-      <w:r>
-        <w:t xml:space="preserve"> y falle si </w:t>
-      </w:r>
-      <w:r>
-        <w:rPr>
-          <w:rFonts w:ascii="Consolas" w:cs="Consolas" w:eastAsia="Consolas" w:hAnsi="Consolas"/>
-          <w:color w:val="AA1155"/>
-          <w:sz w:val="21"/>
-          <w:szCs w:val="21"/>
-        </w:rPr>
-        <w:t xml:space="preserve">MIEMPRESA.md</w:t>
-      </w:r>
-      <w:r>
-        <w:t xml:space="preserve"> queda desactualizado, en vez de confiar en que alguien lo actualice a mano.</w:t>
-      </w:r>
-    </w:p>
-    <w:p>
-      <w:pPr>
-        <w:pStyle w:val="Heading1"/>
-        <w:spacing w:after="160" w:before="320"/>
-      </w:pPr>
-      <w:r>
-        <w:t xml:space="preserve">4. Robustez del agente conversacional (extracción de datos declarados)</w:t>
-      </w:r>
-    </w:p>
-    <w:p>
-      <w:pPr>
-        <w:pStyle w:val="Heading2"/>
-        <w:spacing w:after="160" w:before="320"/>
-      </w:pPr>
-      <w:r>
-        <w:t xml:space="preserve">4.1 Cobertura de features</w:t>
-      </w:r>
-    </w:p>
-    <w:p>
-      <w:pPr>
-        <w:spacing w:after="160"/>
-      </w:pPr>
-      <w:r>
-        <w:rPr>
-          <w:rFonts w:ascii="Consolas" w:cs="Consolas" w:eastAsia="Consolas" w:hAnsi="Consolas"/>
-          <w:color w:val="AA1155"/>
-          <w:sz w:val="21"/>
-          <w:szCs w:val="21"/>
-        </w:rPr>
-        <w:t xml:space="preserve">app/extraccion.py</w:t>
-      </w:r>
-      <w:r>
-        <w:t xml:space="preserve"> extrae 6 campos (</w:t>
-      </w:r>
-      <w:r>
-        <w:rPr>
-          <w:rFonts w:ascii="Consolas" w:cs="Consolas" w:eastAsia="Consolas" w:hAnsi="Consolas"/>
-          <w:color w:val="AA1155"/>
-          <w:sz w:val="21"/>
-          <w:szCs w:val="21"/>
-        </w:rPr>
-        <w:t xml:space="preserve">empresa</w:t>
-      </w:r>
-      <w:r>
-        <w:t xml:space="preserve">, </w:t>
-      </w:r>
-      <w:r>
-        <w:rPr>
-          <w:rFonts w:ascii="Consolas" w:cs="Consolas" w:eastAsia="Consolas" w:hAnsi="Consolas"/>
-          <w:color w:val="AA1155"/>
-          <w:sz w:val="21"/>
-          <w:szCs w:val="21"/>
-        </w:rPr>
-        <w:t xml:space="preserve">situacion_laboral</w:t>
-      </w:r>
-      <w:r>
-        <w:t xml:space="preserve">, </w:t>
-      </w:r>
-      <w:r>
-        <w:rPr>
-          <w:rFonts w:ascii="Consolas" w:cs="Consolas" w:eastAsia="Consolas" w:hAnsi="Consolas"/>
-          <w:color w:val="AA1155"/>
-          <w:sz w:val="21"/>
-          <w:szCs w:val="21"/>
-        </w:rPr>
-        <w:t xml:space="preserve">ahorro_cuota_inicial</w:t>
-      </w:r>
-      <w:r>
-        <w:t xml:space="preserve">, </w:t>
-      </w:r>
-      <w:r>
-        <w:rPr>
-          <w:rFonts w:ascii="Consolas" w:cs="Consolas" w:eastAsia="Consolas" w:hAnsi="Consolas"/>
-          <w:color w:val="AA1155"/>
-          <w:sz w:val="21"/>
-          <w:szCs w:val="21"/>
-        </w:rPr>
-        <w:t xml:space="preserve">estructura_familiar</w:t>
-      </w:r>
-      <w:r>
-        <w:t xml:space="preserve">, </w:t>
-      </w:r>
-      <w:r>
-        <w:rPr>
-          <w:rFonts w:ascii="Consolas" w:cs="Consolas" w:eastAsia="Consolas" w:hAnsi="Consolas"/>
-          <w:color w:val="AA1155"/>
-          <w:sz w:val="21"/>
-          <w:szCs w:val="21"/>
-        </w:rPr>
-        <w:t xml:space="preserve">tiene_vivienda</w:t>
-      </w:r>
-      <w:r>
-        <w:t xml:space="preserve">, </w:t>
-      </w:r>
-      <w:r>
-        <w:rPr>
-          <w:rFonts w:ascii="Consolas" w:cs="Consolas" w:eastAsia="Consolas" w:hAnsi="Consolas"/>
-          <w:color w:val="AA1155"/>
-          <w:sz w:val="21"/>
-          <w:szCs w:val="21"/>
-        </w:rPr>
-        <w:t xml:space="preserve">ingresos_mensuales_aprox</w:t>
-      </w:r>
-      <w:r>
-        <w:t xml:space="preserve">). </w:t>
-      </w:r>
-      <w:r>
-        <w:rPr>
-          <w:rFonts w:ascii="Consolas" w:cs="Consolas" w:eastAsia="Consolas" w:hAnsi="Consolas"/>
-          <w:color w:val="AA1155"/>
-          <w:sz w:val="21"/>
-          <w:szCs w:val="21"/>
-        </w:rPr>
-        <w:t xml:space="preserve">RECURSOS/buyer_persona_scoring_schema.json</w:t>
-      </w:r>
-      <w:r>
-        <w:t xml:space="preserve"> define más features de las que efectivamente se usan hoy. Vale la pena un cruce explícito: de esos features no usados, ¿cuáles aportarían señal real al scoring y son extraíbles de una conversación natural sin sonar a interrogatorio (la restricción de diseño que ya impone </w:t>
-      </w:r>
-      <w:r>
-        <w:rPr>
-          <w:rFonts w:ascii="Consolas" w:cs="Consolas" w:eastAsia="Consolas" w:hAnsi="Consolas"/>
-          <w:color w:val="AA1155"/>
-          <w:sz w:val="21"/>
-          <w:szCs w:val="21"/>
-        </w:rPr>
-        <w:t xml:space="preserve">SOBREMI.md</w:t>
-      </w:r>
-      <w:r>
-        <w:t xml:space="preserve">)?</w:t>
-      </w:r>
-    </w:p>
-    <w:p>
-      <w:pPr>
-        <w:pStyle w:val="Heading2"/>
-        <w:spacing w:after="160" w:before="320"/>
-      </w:pPr>
-      <w:r>
-        <w:t xml:space="preserve">4.2 Confianza por campo, no por perfil</w:t>
-      </w:r>
-    </w:p>
-    <w:p>
-      <w:pPr>
-        <w:spacing w:after="160"/>
-      </w:pPr>
-      <w:r>
-        <w:t xml:space="preserve">Hoy </w:t>
-      </w:r>
-      <w:r>
-        <w:rPr>
-          <w:rFonts w:ascii="Consolas" w:cs="Consolas" w:eastAsia="Consolas" w:hAnsi="Consolas"/>
-          <w:color w:val="AA1155"/>
-          <w:sz w:val="21"/>
-          <w:szCs w:val="21"/>
-        </w:rPr>
-        <w:t xml:space="preserve">FACTOR_CONFIANZA_DECLARADO = 0.75</w:t>
-      </w:r>
-      <w:r>
-        <w:t xml:space="preserve"> descuenta </w:t>
-      </w:r>
-      <w:r>
         <w:rPr>
           <w:b/>
           <w:bCs/>
         </w:rPr>
-        <w:t xml:space="preserve">todo</w:t>
-      </w:r>
-      <w:r>
-        <w:t xml:space="preserve"> el perfil declarado por igual. Un usuario que dice "gano exactamente 3.200.000 al mes" no es igual de confiable que uno del que se infirió el ingreso a partir de su situación laboral (</w:t>
-      </w:r>
-      <w:r>
-        <w:rPr>
-          <w:rFonts w:ascii="Consolas" w:cs="Consolas" w:eastAsia="Consolas" w:hAnsi="Consolas"/>
-          <w:color w:val="AA1155"/>
-          <w:sz w:val="21"/>
-          <w:szCs w:val="21"/>
-        </w:rPr>
-        <w:t xml:space="preserve">INGRESO_SUPUESTO_POR_SITUACION</w:t>
-      </w:r>
-      <w:r>
-        <w:t xml:space="preserve">). Proponer que el propio prompt de extracción devuelva un nivel de certeza por campo (alta/media/baja) y que el factor de confianza se aplique por campo, no como descuento plano.</w:t>
-      </w:r>
-    </w:p>
-    <w:p>
-      <w:pPr>
-        <w:pStyle w:val="Heading2"/>
-        <w:spacing w:after="160" w:before="320"/>
-      </w:pPr>
-      <w:r>
-        <w:t xml:space="preserve">4.3 Detección de conflictos entre lo declarado y lo registrado</w:t>
-      </w:r>
-    </w:p>
-    <w:p>
-      <w:pPr>
-        <w:spacing w:after="160"/>
-      </w:pPr>
-      <w:r>
-        <w:t xml:space="preserve">Cuando el teléfono sí existe en </w:t>
-      </w:r>
-      <w:r>
-        <w:rPr>
-          <w:rFonts w:ascii="Consolas" w:cs="Consolas" w:eastAsia="Consolas" w:hAnsi="Consolas"/>
-          <w:color w:val="AA1155"/>
-          <w:sz w:val="21"/>
-          <w:szCs w:val="21"/>
-        </w:rPr>
-        <w:t xml:space="preserve">usuarios</w:t>
-      </w:r>
-      <w:r>
-        <w:t xml:space="preserve">, hoy no hay comparación explícita entre el dato de base y lo que la persona declara en el chat — uno puede sobreescribir al otro silenciosamente según el flujo de </w:t>
-      </w:r>
-      <w:r>
-        <w:rPr>
-          <w:rFonts w:ascii="Consolas" w:cs="Consolas" w:eastAsia="Consolas" w:hAnsi="Consolas"/>
-          <w:color w:val="AA1155"/>
-          <w:sz w:val="21"/>
-          <w:szCs w:val="21"/>
-        </w:rPr>
-        <w:t xml:space="preserve">app/conversation.py</w:t>
-      </w:r>
-      <w:r>
-        <w:t xml:space="preserve">. Un conflicto (p. ej. la base dice "Desempleado" y el usuario dice trabajar en una empresa) es información valiosa: puede ser un dato de base desactualizado o una extracción LLM incorrecta, y en ambos casos merece señalizarse en vez de resolverse en silencio a favor de una fuente.</w:t>
-      </w:r>
-    </w:p>
-    <w:p>
-      <w:pPr>
-        <w:pStyle w:val="Heading2"/>
-        <w:spacing w:after="160" w:before="320"/>
-      </w:pPr>
-      <w:r>
-        <w:t xml:space="preserve">4.4 Fallos silenciosos de extracción</w:t>
-      </w:r>
-    </w:p>
-    <w:p>
-      <w:pPr>
-        <w:spacing w:after="160"/>
-      </w:pPr>
-      <w:r>
-        <w:t xml:space="preserve">Un fallo de parseo del LLM en </w:t>
-      </w:r>
-      <w:r>
-        <w:rPr>
-          <w:rFonts w:ascii="Consolas" w:cs="Consolas" w:eastAsia="Consolas" w:hAnsi="Consolas"/>
-          <w:color w:val="AA1155"/>
-          <w:sz w:val="21"/>
-          <w:szCs w:val="21"/>
-        </w:rPr>
-        <w:t xml:space="preserve">extraccion.py</w:t>
-      </w:r>
-      <w:r>
-        <w:t xml:space="preserve"> devuelve </w:t>
-      </w:r>
-      <w:r>
-        <w:rPr>
-          <w:rFonts w:ascii="Consolas" w:cs="Consolas" w:eastAsia="Consolas" w:hAnsi="Consolas"/>
-          <w:color w:val="AA1155"/>
-          <w:sz w:val="21"/>
-          <w:szCs w:val="21"/>
-        </w:rPr>
-        <w:t xml:space="preserve">{}</w:t>
-      </w:r>
-      <w:r>
-        <w:t xml:space="preserve"> sin romper el flujo — correcto para no bloquear la conversación, pero invisible: no hay métrica que registre la tasa de fallos de extracción. Es el mismo patrón de riesgo que causó el incidente de distribución (sección 2.4): un fallo sistemático (p. ej. un cambio de proveedor LLM que rompe el formato JSON esperado) podría degradar la calidad de los datos declarados durante semanas sin que nadie lo note.</w:t>
-      </w:r>
-    </w:p>
-    <w:p>
-      <w:pPr>
-        <w:pStyle w:val="Heading2"/>
-        <w:spacing w:after="160" w:before="320"/>
-      </w:pPr>
-      <w:r>
-        <w:t xml:space="preserve">4.5 Golden set de evaluación</w:t>
-      </w:r>
-    </w:p>
-    <w:p>
-      <w:pPr>
-        <w:spacing w:after="160"/>
-      </w:pPr>
-      <w:r>
-        <w:t xml:space="preserve">Un conjunto curado de mensajes de usuario representativos con el JSON esperado, para correr como regresión cada vez que cambie el prompt de extracción o el proveedor LLM (</w:t>
-      </w:r>
-      <w:r>
-        <w:rPr>
-          <w:rFonts w:ascii="Consolas" w:cs="Consolas" w:eastAsia="Consolas" w:hAnsi="Consolas"/>
-          <w:color w:val="AA1155"/>
-          <w:sz w:val="21"/>
-          <w:szCs w:val="21"/>
-        </w:rPr>
-        <w:t xml:space="preserve">LLM_PROVIDER</w:t>
-      </w:r>
-      <w:r>
-        <w:t xml:space="preserve"> en </w:t>
-      </w:r>
-      <w:r>
-        <w:rPr>
-          <w:rFonts w:ascii="Consolas" w:cs="Consolas" w:eastAsia="Consolas" w:hAnsi="Consolas"/>
-          <w:color w:val="AA1155"/>
-          <w:sz w:val="21"/>
-          <w:szCs w:val="21"/>
-        </w:rPr>
-        <w:t xml:space="preserve">.env</w:t>
-      </w:r>
-      <w:r>
-        <w:t xml:space="preserve">: OpenAI, Gemini, Vertex AI). Hoy el cambio de proveedor es una variable de entorno sin ningún test que confirme que la calidad de extracción se mantiene entre proveedores.</w:t>
-      </w:r>
-    </w:p>
-    <w:p>
-      <w:pPr>
-        <w:pStyle w:val="Heading1"/>
-        <w:spacing w:after="160" w:before="320"/>
-      </w:pPr>
-      <w:r>
-        <w:t xml:space="preserve">5. Datos necesarios / ground truth</w:t>
-      </w:r>
-    </w:p>
-    <w:p>
-      <w:pPr>
-        <w:spacing w:after="160"/>
-      </w:pPr>
-      <w:r>
-        <w:t xml:space="preserve">Con datos reales de outcomes ya en camino, lo que la tabla </w:t>
-      </w:r>
-      <w:r>
-        <w:rPr>
-          <w:rFonts w:ascii="Consolas" w:cs="Consolas" w:eastAsia="Consolas" w:hAnsi="Consolas"/>
-          <w:color w:val="AA1155"/>
-          <w:sz w:val="21"/>
-          <w:szCs w:val="21"/>
-        </w:rPr>
-        <w:t xml:space="preserve">leads</w:t>
-      </w:r>
-      <w:r>
-        <w:t xml:space="preserve"> necesita capturar para que sirvan como ground truth utilizable:</w:t>
+        <w:t xml:space="preserve">Canal/origen del lead</w:t>
+      </w:r>
+      <w:r>
+        <w:t xml:space="preserve"> — ya se guarda; falta confirmar que el pipeline de outcomes reales lo preserva.</w:t>
       </w:r>
     </w:p>
     <w:p>
@@ -1286,7 +1319,7 @@
         <w:pStyle w:val="ListParagraph"/>
         <w:numPr>
           <w:ilvl w:val="0"/>
-          <w:numId w:val="3"/>
+          <w:numId w:val="2"/>
         </w:numPr>
         <w:spacing w:after="80"/>
       </w:pPr>
@@ -1295,10 +1328,10 @@
           <w:b/>
           <w:bCs/>
         </w:rPr>
-        <w:t xml:space="preserve">Resultado final con timestamp</w:t>
-      </w:r>
-      <w:r>
-        <w:t xml:space="preserve"> — no solo el score al momento de cerrar la conversación, sino qué pasó después (compró, desistió, fue rechazado, sigue sin vivienda), y cuándo se supo. Sin el "cuándo", no se puede medir tiempo-a-conversión ni separar correctamente entrenamiento de validación por corte temporal.</w:t>
+        <w:t xml:space="preserve">Correcciones del asesor</w:t>
+      </w:r>
+      <w:r>
+        <w:t xml:space="preserve"> — señal de ground truth adicional, más rápida de acumular que el desenlace final.</w:t>
       </w:r>
     </w:p>
     <w:p>
@@ -1306,7 +1339,7 @@
         <w:pStyle w:val="ListParagraph"/>
         <w:numPr>
           <w:ilvl w:val="0"/>
-          <w:numId w:val="3"/>
+          <w:numId w:val="2"/>
         </w:numPr>
         <w:spacing w:after="80"/>
       </w:pPr>
@@ -1315,83 +1348,19 @@
           <w:b/>
           <w:bCs/>
         </w:rPr>
-        <w:t xml:space="preserve">Canal/origen del lead</w:t>
-      </w:r>
-      <w:r>
-        <w:t xml:space="preserve"> — ya se guarda (para la vista de calidad por canal en </w:t>
-      </w:r>
-      <w:r>
-        <w:rPr>
-          <w:rFonts w:ascii="Consolas" w:cs="Consolas" w:eastAsia="Consolas" w:hAnsi="Consolas"/>
-          <w:color w:val="AA1155"/>
-          <w:sz w:val="21"/>
-          <w:szCs w:val="21"/>
-        </w:rPr>
-        <w:t xml:space="preserve">/asesor</w:t>
-      </w:r>
-      <w:r>
-        <w:t xml:space="preserve">); vale la pena confirmar que el pipeline de outcomes reales lo preserva, porque la precisión del scoring podría variar por canal y eso hoy no se puede medir.</w:t>
-      </w:r>
-    </w:p>
-    <w:p>
-      <w:pPr>
-        <w:pStyle w:val="ListParagraph"/>
-        <w:numPr>
-          <w:ilvl w:val="0"/>
-          <w:numId w:val="3"/>
-        </w:numPr>
-        <w:spacing w:after="80"/>
-      </w:pPr>
-      <w:r>
-        <w:rPr>
-          <w:b/>
-          <w:bCs/>
-        </w:rPr>
-        <w:t xml:space="preserve">Correcciones del asesor</w:t>
-      </w:r>
-      <w:r>
-        <w:t xml:space="preserve"> — cuando un humano anula o ajusta la recomendación del motor, esa corrección es una señal de ground truth adicional, más rápida de acumular que esperar el desenlace final de cada lead, y directamente indica dónde el modelo se equivoca sistemáticamente.</w:t>
-      </w:r>
-    </w:p>
-    <w:p>
-      <w:pPr>
-        <w:pStyle w:val="ListParagraph"/>
-        <w:numPr>
-          <w:ilvl w:val="0"/>
-          <w:numId w:val="3"/>
-        </w:numPr>
-        <w:spacing w:after="80"/>
-      </w:pPr>
-      <w:r>
-        <w:rPr>
-          <w:b/>
-          <w:bCs/>
-        </w:rPr>
         <w:t xml:space="preserve">Separación temporal calibración/validación</w:t>
       </w:r>
       <w:r>
-        <w:t xml:space="preserve"> — a medida que crece el volumen real, evitar calibrar y validar sobre la misma ventana de tiempo (el mismo error que hoy comete </w:t>
-      </w:r>
-      <w:r>
-        <w:rPr>
-          <w:rFonts w:ascii="Consolas" w:cs="Consolas" w:eastAsia="Consolas" w:hAnsi="Consolas"/>
-          <w:color w:val="AA1155"/>
-          <w:sz w:val="21"/>
-          <w:szCs w:val="21"/>
-        </w:rPr>
-        <w:t xml:space="preserve">calibrar_scoring.py</w:t>
-      </w:r>
-      <w:r>
-        <w:t xml:space="preserve"> contra la base sintética completa).</w:t>
+        <w:t xml:space="preserve"> — evitar calibrar y validar sobre la misma ventana de tiempo.</w:t>
       </w:r>
     </w:p>
     <w:p>
       <w:pPr>
         <w:pStyle w:val="Heading3"/>
-        <w:spacing w:after="160" w:before="320"/>
-      </w:pPr>
-      <w:r>
-        <w:t xml:space="preserve">Quick win de bajo esfuerzo, sin depender de datos reales</w:t>
+        <w:spacing w:after="120" w:before="260"/>
+      </w:pPr>
+      <w:r>
+        <w:t xml:space="preserve">Quick win de bajo esfuerzo, sin depender de datos reales — Implementado</w:t>
       </w:r>
     </w:p>
     <w:p>
@@ -1411,19 +1380,7 @@
         <w:t xml:space="preserve">ahorros</w:t>
       </w:r>
       <w:r>
-        <w:t xml:space="preserve"> (liquidez verificada) ya existe en </w:t>
-      </w:r>
-      <w:r>
-        <w:rPr>
-          <w:rFonts w:ascii="Consolas" w:cs="Consolas" w:eastAsia="Consolas" w:hAnsi="Consolas"/>
-          <w:color w:val="AA1155"/>
-          <w:sz w:val="21"/>
-          <w:szCs w:val="21"/>
-        </w:rPr>
-        <w:t xml:space="preserve">schema.sql</w:t>
-      </w:r>
-      <w:r>
-        <w:t xml:space="preserve"> y en el Excel de usuarios, pero no está conectada end-to-end: </w:t>
+        <w:t xml:space="preserve"> ya está conectada end-to-end: </w:t>
       </w:r>
       <w:r>
         <w:rPr>
@@ -1435,55 +1392,43 @@
         <w:t xml:space="preserve">scripts/migrar_a_supabase.py</w:t>
       </w:r>
       <w:r>
-        <w:t xml:space="preserve"> no la incluye en </w:t>
-      </w:r>
-      <w:r>
-        <w:rPr>
-          <w:rFonts w:ascii="Consolas" w:cs="Consolas" w:eastAsia="Consolas" w:hAnsi="Consolas"/>
-          <w:color w:val="AA1155"/>
-          <w:sz w:val="21"/>
-          <w:szCs w:val="21"/>
-        </w:rPr>
-        <w:t xml:space="preserve">COLUMNAS_USUARIOS</w:t>
-      </w:r>
-      <w:r>
-        <w:t xml:space="preserve">, </w:t>
-      </w:r>
-      <w:r>
-        <w:rPr>
-          <w:rFonts w:ascii="Consolas" w:cs="Consolas" w:eastAsia="Consolas" w:hAnsi="Consolas"/>
-          <w:color w:val="AA1155"/>
-          <w:sz w:val="21"/>
-          <w:szCs w:val="21"/>
-        </w:rPr>
-        <w:t xml:space="preserve">data_store.py</w:t>
-      </w:r>
-      <w:r>
-        <w:t xml:space="preserve"> no la selecciona en </w:t>
-      </w:r>
-      <w:r>
-        <w:rPr>
-          <w:rFonts w:ascii="Consolas" w:cs="Consolas" w:eastAsia="Consolas" w:hAnsi="Consolas"/>
-          <w:color w:val="AA1155"/>
-          <w:sz w:val="21"/>
-          <w:szCs w:val="21"/>
-        </w:rPr>
-        <w:t xml:space="preserve">SQL_USUARIOS</w:t>
-      </w:r>
-      <w:r>
-        <w:t xml:space="preserve">, y </w:t>
-      </w:r>
-      <w:r>
-        <w:rPr>
-          <w:rFonts w:ascii="Consolas" w:cs="Consolas" w:eastAsia="Consolas" w:hAnsi="Consolas"/>
-          <w:color w:val="AA1155"/>
-          <w:sz w:val="21"/>
-          <w:szCs w:val="21"/>
-        </w:rPr>
-        <w:t xml:space="preserve">scoring.py</w:t>
-      </w:r>
-      <w:r>
-        <w:t xml:space="preserve"> nunca la lee — hoy el único ahorro que cuenta es el booleano *declarado* en la conversación (+8 puntos fijos, sin distinguir monto). Conectar esta columna da una señal dura y verificada de capacidad de pago que hoy se está ignorando, sin requerir ninguna integración externa nueva ni esperar a que lleguen outcomes reales.</w:t>
+        <w:t xml:space="preserve"> la incluye, </w:t>
+      </w:r>
+      <w:r>
+        <w:rPr>
+          <w:rFonts w:ascii="Consolas" w:cs="Consolas" w:eastAsia="Consolas" w:hAnsi="Consolas"/>
+          <w:color w:val="AA1155"/>
+          <w:sz w:val="21"/>
+          <w:szCs w:val="21"/>
+        </w:rPr>
+        <w:t xml:space="preserve">data_store.SQL_USUARIOS</w:t>
+      </w:r>
+      <w:r>
+        <w:t xml:space="preserve"> la selecciona, y </w:t>
+      </w:r>
+      <w:r>
+        <w:rPr>
+          <w:rFonts w:ascii="Consolas" w:cs="Consolas" w:eastAsia="Consolas" w:hAnsi="Consolas"/>
+          <w:color w:val="AA1155"/>
+          <w:sz w:val="21"/>
+          <w:szCs w:val="21"/>
+        </w:rPr>
+        <w:t xml:space="preserve">scoring.calcular_score</w:t>
+      </w:r>
+      <w:r>
+        <w:t xml:space="preserve"> la usa como señal dura (bono escalado por monto, hasta </w:t>
+      </w:r>
+      <w:r>
+        <w:rPr>
+          <w:rFonts w:ascii="Consolas" w:cs="Consolas" w:eastAsia="Consolas" w:hAnsi="Consolas"/>
+          <w:color w:val="AA1155"/>
+          <w:sz w:val="21"/>
+          <w:szCs w:val="21"/>
+        </w:rPr>
+        <w:t xml:space="preserve">BONO_AHORRO_VERIFICADO_MAX = 10</w:t>
+      </w:r>
+      <w:r>
+        <w:t xml:space="preserve"> pts), con prioridad sobre el booleano declarado. La migración se corrió contra la base real de Supabase.</w:t>
       </w:r>
     </w:p>
     <w:p>
@@ -1497,7 +1442,7 @@
     </w:p>
     <w:tbl>
       <w:tblPr>
-        <w:tblW w:type="dxa" w:w="9350"/>
+        <w:tblW w:type="dxa" w:w="10080"/>
         <w:tblBorders>
           <w:top w:val="single" w:color="auto" w:sz="4"/>
           <w:left w:val="single" w:color="auto" w:sz="4"/>
@@ -1508,10 +1453,11 @@
         </w:tblBorders>
       </w:tblPr>
       <w:tblGrid>
-        <w:gridCol w:w="3400"/>
-        <w:gridCol w:w="900"/>
-        <w:gridCol w:w="1400"/>
-        <w:gridCol w:w="3650"/>
+        <w:gridCol w:w="3100"/>
+        <w:gridCol w:w="700"/>
+        <w:gridCol w:w="1150"/>
+        <w:gridCol w:w="1250"/>
+        <w:gridCol w:w="3880"/>
       </w:tblGrid>
       <w:tr>
         <w:trPr>
@@ -1519,13 +1465,13 @@
         </w:trPr>
         <w:tc>
           <w:tcPr>
-            <w:tcW w:type="dxa" w:w="3400"/>
+            <w:tcW w:type="dxa" w:w="3100"/>
             <w:shd w:fill="0067B1" w:val="clear"/>
             <w:tcMar>
               <w:top w:type="dxa" w:w="80"/>
-              <w:left w:type="dxa" w:w="120"/>
-              <w:bottom w:type="dxa" w:w="80"/>
-              <w:right w:type="dxa" w:w="120"/>
+              <w:left w:type="dxa" w:w="100"/>
+              <w:bottom w:type="dxa" w:w="80"/>
+              <w:right w:type="dxa" w:w="100"/>
             </w:tcMar>
           </w:tcPr>
           <w:p>
@@ -1534,6 +1480,8 @@
                 <w:b/>
                 <w:bCs/>
                 <w:color w:val="FFFFFF"/>
+                <w:sz w:val="18"/>
+                <w:szCs w:val="18"/>
               </w:rPr>
               <w:t xml:space="preserve">Ítem</w:t>
             </w:r>
@@ -1541,13 +1489,13 @@
         </w:tc>
         <w:tc>
           <w:tcPr>
-            <w:tcW w:type="dxa" w:w="900"/>
+            <w:tcW w:type="dxa" w:w="700"/>
             <w:shd w:fill="0067B1" w:val="clear"/>
             <w:tcMar>
               <w:top w:type="dxa" w:w="80"/>
-              <w:left w:type="dxa" w:w="120"/>
-              <w:bottom w:type="dxa" w:w="80"/>
-              <w:right w:type="dxa" w:w="120"/>
+              <w:left w:type="dxa" w:w="100"/>
+              <w:bottom w:type="dxa" w:w="80"/>
+              <w:right w:type="dxa" w:w="100"/>
             </w:tcMar>
           </w:tcPr>
           <w:p>
@@ -1556,6 +1504,8 @@
                 <w:b/>
                 <w:bCs/>
                 <w:color w:val="FFFFFF"/>
+                <w:sz w:val="18"/>
+                <w:szCs w:val="18"/>
               </w:rPr>
               <w:t xml:space="preserve">Sección</w:t>
             </w:r>
@@ -1563,13 +1513,13 @@
         </w:tc>
         <w:tc>
           <w:tcPr>
-            <w:tcW w:type="dxa" w:w="1400"/>
+            <w:tcW w:type="dxa" w:w="1150"/>
             <w:shd w:fill="0067B1" w:val="clear"/>
             <w:tcMar>
               <w:top w:type="dxa" w:w="80"/>
-              <w:left w:type="dxa" w:w="120"/>
-              <w:bottom w:type="dxa" w:w="80"/>
-              <w:right w:type="dxa" w:w="120"/>
+              <w:left w:type="dxa" w:w="100"/>
+              <w:bottom w:type="dxa" w:w="80"/>
+              <w:right w:type="dxa" w:w="100"/>
             </w:tcMar>
           </w:tcPr>
           <w:p>
@@ -1578,20 +1528,22 @@
                 <w:b/>
                 <w:bCs/>
                 <w:color w:val="FFFFFF"/>
+                <w:sz w:val="18"/>
+                <w:szCs w:val="18"/>
               </w:rPr>
-              <w:t xml:space="preserve">Esfuerzo</w:t>
-            </w:r>
-          </w:p>
-        </w:tc>
-        <w:tc>
-          <w:tcPr>
-            <w:tcW w:type="dxa" w:w="3650"/>
+              <w:t xml:space="preserve">Estado</w:t>
+            </w:r>
+          </w:p>
+        </w:tc>
+        <w:tc>
+          <w:tcPr>
+            <w:tcW w:type="dxa" w:w="1250"/>
             <w:shd w:fill="0067B1" w:val="clear"/>
             <w:tcMar>
               <w:top w:type="dxa" w:w="80"/>
-              <w:left w:type="dxa" w:w="120"/>
-              <w:bottom w:type="dxa" w:w="80"/>
-              <w:right w:type="dxa" w:w="120"/>
+              <w:left w:type="dxa" w:w="100"/>
+              <w:bottom w:type="dxa" w:w="80"/>
+              <w:right w:type="dxa" w:w="100"/>
             </w:tcMar>
           </w:tcPr>
           <w:p>
@@ -1600,6 +1552,32 @@
                 <w:b/>
                 <w:bCs/>
                 <w:color w:val="FFFFFF"/>
+                <w:sz w:val="18"/>
+                <w:szCs w:val="18"/>
+              </w:rPr>
+              <w:t xml:space="preserve">Esfuerzo</w:t>
+            </w:r>
+          </w:p>
+        </w:tc>
+        <w:tc>
+          <w:tcPr>
+            <w:tcW w:type="dxa" w:w="3880"/>
+            <w:shd w:fill="0067B1" w:val="clear"/>
+            <w:tcMar>
+              <w:top w:type="dxa" w:w="80"/>
+              <w:left w:type="dxa" w:w="100"/>
+              <w:bottom w:type="dxa" w:w="80"/>
+              <w:right w:type="dxa" w:w="100"/>
+            </w:tcMar>
+          </w:tcPr>
+          <w:p>
+            <w:r>
+              <w:rPr>
+                <w:b/>
+                <w:bCs/>
+                <w:color w:val="FFFFFF"/>
+                <w:sz w:val="18"/>
+                <w:szCs w:val="18"/>
               </w:rPr>
               <w:t xml:space="preserve">¿Requiere outcomes reales?</w:t>
             </w:r>
@@ -1609,12 +1587,12 @@
       <w:tr>
         <w:tc>
           <w:tcPr>
-            <w:tcW w:type="dxa" w:w="3400"/>
-            <w:tcMar>
-              <w:top w:type="dxa" w:w="80"/>
-              <w:left w:type="dxa" w:w="120"/>
-              <w:bottom w:type="dxa" w:w="80"/>
-              <w:right w:type="dxa" w:w="120"/>
+            <w:tcW w:type="dxa" w:w="3100"/>
+            <w:tcMar>
+              <w:top w:type="dxa" w:w="80"/>
+              <w:left w:type="dxa" w:w="100"/>
+              <w:bottom w:type="dxa" w:w="80"/>
+              <w:right w:type="dxa" w:w="100"/>
             </w:tcMar>
           </w:tcPr>
           <w:p>
@@ -1637,12 +1615,12 @@
         </w:tc>
         <w:tc>
           <w:tcPr>
-            <w:tcW w:type="dxa" w:w="900"/>
-            <w:tcMar>
-              <w:top w:type="dxa" w:w="80"/>
-              <w:left w:type="dxa" w:w="120"/>
-              <w:bottom w:type="dxa" w:w="80"/>
-              <w:right w:type="dxa" w:w="120"/>
+            <w:tcW w:type="dxa" w:w="700"/>
+            <w:tcMar>
+              <w:top w:type="dxa" w:w="80"/>
+              <w:left w:type="dxa" w:w="100"/>
+              <w:bottom w:type="dxa" w:w="80"/>
+              <w:right w:type="dxa" w:w="100"/>
             </w:tcMar>
           </w:tcPr>
           <w:p>
@@ -1653,12 +1631,33 @@
         </w:tc>
         <w:tc>
           <w:tcPr>
-            <w:tcW w:type="dxa" w:w="1400"/>
-            <w:tcMar>
-              <w:top w:type="dxa" w:w="80"/>
-              <w:left w:type="dxa" w:w="120"/>
-              <w:bottom w:type="dxa" w:w="80"/>
-              <w:right w:type="dxa" w:w="120"/>
+            <w:tcW w:type="dxa" w:w="1150"/>
+            <w:tcMar>
+              <w:top w:type="dxa" w:w="80"/>
+              <w:left w:type="dxa" w:w="100"/>
+              <w:bottom w:type="dxa" w:w="80"/>
+              <w:right w:type="dxa" w:w="100"/>
+            </w:tcMar>
+          </w:tcPr>
+          <w:p>
+            <w:r>
+              <w:rPr>
+                <w:b/>
+                <w:bCs/>
+                <w:color w:val="1E7E34"/>
+              </w:rPr>
+              <w:t xml:space="preserve">✅ Hecho</w:t>
+            </w:r>
+          </w:p>
+        </w:tc>
+        <w:tc>
+          <w:tcPr>
+            <w:tcW w:type="dxa" w:w="1250"/>
+            <w:tcMar>
+              <w:top w:type="dxa" w:w="80"/>
+              <w:left w:type="dxa" w:w="100"/>
+              <w:bottom w:type="dxa" w:w="80"/>
+              <w:right w:type="dxa" w:w="100"/>
             </w:tcMar>
           </w:tcPr>
           <w:p>
@@ -1669,12 +1668,12 @@
         </w:tc>
         <w:tc>
           <w:tcPr>
-            <w:tcW w:type="dxa" w:w="3650"/>
-            <w:tcMar>
-              <w:top w:type="dxa" w:w="80"/>
-              <w:left w:type="dxa" w:w="120"/>
-              <w:bottom w:type="dxa" w:w="80"/>
-              <w:right w:type="dxa" w:w="120"/>
+            <w:tcW w:type="dxa" w:w="3880"/>
+            <w:tcMar>
+              <w:top w:type="dxa" w:w="80"/>
+              <w:left w:type="dxa" w:w="100"/>
+              <w:bottom w:type="dxa" w:w="80"/>
+              <w:right w:type="dxa" w:w="100"/>
             </w:tcMar>
           </w:tcPr>
           <w:p>
@@ -1687,12 +1686,12 @@
       <w:tr>
         <w:tc>
           <w:tcPr>
-            <w:tcW w:type="dxa" w:w="3400"/>
-            <w:tcMar>
-              <w:top w:type="dxa" w:w="80"/>
-              <w:left w:type="dxa" w:w="120"/>
-              <w:bottom w:type="dxa" w:w="80"/>
-              <w:right w:type="dxa" w:w="120"/>
+            <w:tcW w:type="dxa" w:w="3100"/>
+            <w:tcMar>
+              <w:top w:type="dxa" w:w="80"/>
+              <w:left w:type="dxa" w:w="100"/>
+              <w:bottom w:type="dxa" w:w="80"/>
+              <w:right w:type="dxa" w:w="100"/>
             </w:tcMar>
           </w:tcPr>
           <w:p>
@@ -1712,12 +1711,12 @@
         </w:tc>
         <w:tc>
           <w:tcPr>
-            <w:tcW w:type="dxa" w:w="900"/>
-            <w:tcMar>
-              <w:top w:type="dxa" w:w="80"/>
-              <w:left w:type="dxa" w:w="120"/>
-              <w:bottom w:type="dxa" w:w="80"/>
-              <w:right w:type="dxa" w:w="120"/>
+            <w:tcW w:type="dxa" w:w="700"/>
+            <w:tcMar>
+              <w:top w:type="dxa" w:w="80"/>
+              <w:left w:type="dxa" w:w="100"/>
+              <w:bottom w:type="dxa" w:w="80"/>
+              <w:right w:type="dxa" w:w="100"/>
             </w:tcMar>
           </w:tcPr>
           <w:p>
@@ -1728,12 +1727,33 @@
         </w:tc>
         <w:tc>
           <w:tcPr>
-            <w:tcW w:type="dxa" w:w="1400"/>
-            <w:tcMar>
-              <w:top w:type="dxa" w:w="80"/>
-              <w:left w:type="dxa" w:w="120"/>
-              <w:bottom w:type="dxa" w:w="80"/>
-              <w:right w:type="dxa" w:w="120"/>
+            <w:tcW w:type="dxa" w:w="1150"/>
+            <w:tcMar>
+              <w:top w:type="dxa" w:w="80"/>
+              <w:left w:type="dxa" w:w="100"/>
+              <w:bottom w:type="dxa" w:w="80"/>
+              <w:right w:type="dxa" w:w="100"/>
+            </w:tcMar>
+          </w:tcPr>
+          <w:p>
+            <w:r>
+              <w:rPr>
+                <w:b/>
+                <w:bCs/>
+                <w:color w:val="1E7E34"/>
+              </w:rPr>
+              <w:t xml:space="preserve">✅ Hecho</w:t>
+            </w:r>
+          </w:p>
+        </w:tc>
+        <w:tc>
+          <w:tcPr>
+            <w:tcW w:type="dxa" w:w="1250"/>
+            <w:tcMar>
+              <w:top w:type="dxa" w:w="80"/>
+              <w:left w:type="dxa" w:w="100"/>
+              <w:bottom w:type="dxa" w:w="80"/>
+              <w:right w:type="dxa" w:w="100"/>
             </w:tcMar>
           </w:tcPr>
           <w:p>
@@ -1744,12 +1764,12 @@
         </w:tc>
         <w:tc>
           <w:tcPr>
-            <w:tcW w:type="dxa" w:w="3650"/>
-            <w:tcMar>
-              <w:top w:type="dxa" w:w="80"/>
-              <w:left w:type="dxa" w:w="120"/>
-              <w:bottom w:type="dxa" w:w="80"/>
-              <w:right w:type="dxa" w:w="120"/>
+            <w:tcW w:type="dxa" w:w="3880"/>
+            <w:tcMar>
+              <w:top w:type="dxa" w:w="80"/>
+              <w:left w:type="dxa" w:w="100"/>
+              <w:bottom w:type="dxa" w:w="80"/>
+              <w:right w:type="dxa" w:w="100"/>
             </w:tcMar>
           </w:tcPr>
           <w:p>
@@ -1762,12 +1782,12 @@
       <w:tr>
         <w:tc>
           <w:tcPr>
-            <w:tcW w:type="dxa" w:w="3400"/>
-            <w:tcMar>
-              <w:top w:type="dxa" w:w="80"/>
-              <w:left w:type="dxa" w:w="120"/>
-              <w:bottom w:type="dxa" w:w="80"/>
-              <w:right w:type="dxa" w:w="120"/>
+            <w:tcW w:type="dxa" w:w="3100"/>
+            <w:tcMar>
+              <w:top w:type="dxa" w:w="80"/>
+              <w:left w:type="dxa" w:w="100"/>
+              <w:bottom w:type="dxa" w:w="80"/>
+              <w:right w:type="dxa" w:w="100"/>
             </w:tcMar>
           </w:tcPr>
           <w:p>
@@ -1778,12 +1798,12 @@
         </w:tc>
         <w:tc>
           <w:tcPr>
-            <w:tcW w:type="dxa" w:w="900"/>
-            <w:tcMar>
-              <w:top w:type="dxa" w:w="80"/>
-              <w:left w:type="dxa" w:w="120"/>
-              <w:bottom w:type="dxa" w:w="80"/>
-              <w:right w:type="dxa" w:w="120"/>
+            <w:tcW w:type="dxa" w:w="700"/>
+            <w:tcMar>
+              <w:top w:type="dxa" w:w="80"/>
+              <w:left w:type="dxa" w:w="100"/>
+              <w:bottom w:type="dxa" w:w="80"/>
+              <w:right w:type="dxa" w:w="100"/>
             </w:tcMar>
           </w:tcPr>
           <w:p>
@@ -1794,12 +1814,33 @@
         </w:tc>
         <w:tc>
           <w:tcPr>
-            <w:tcW w:type="dxa" w:w="1400"/>
-            <w:tcMar>
-              <w:top w:type="dxa" w:w="80"/>
-              <w:left w:type="dxa" w:w="120"/>
-              <w:bottom w:type="dxa" w:w="80"/>
-              <w:right w:type="dxa" w:w="120"/>
+            <w:tcW w:type="dxa" w:w="1150"/>
+            <w:tcMar>
+              <w:top w:type="dxa" w:w="80"/>
+              <w:left w:type="dxa" w:w="100"/>
+              <w:bottom w:type="dxa" w:w="80"/>
+              <w:right w:type="dxa" w:w="100"/>
+            </w:tcMar>
+          </w:tcPr>
+          <w:p>
+            <w:r>
+              <w:rPr>
+                <w:b/>
+                <w:bCs/>
+                <w:color w:val="1E7E34"/>
+              </w:rPr>
+              <w:t xml:space="preserve">✅ Hecho</w:t>
+            </w:r>
+          </w:p>
+        </w:tc>
+        <w:tc>
+          <w:tcPr>
+            <w:tcW w:type="dxa" w:w="1250"/>
+            <w:tcMar>
+              <w:top w:type="dxa" w:w="80"/>
+              <w:left w:type="dxa" w:w="100"/>
+              <w:bottom w:type="dxa" w:w="80"/>
+              <w:right w:type="dxa" w:w="100"/>
             </w:tcMar>
           </w:tcPr>
           <w:p>
@@ -1810,12 +1851,12 @@
         </w:tc>
         <w:tc>
           <w:tcPr>
-            <w:tcW w:type="dxa" w:w="3650"/>
-            <w:tcMar>
-              <w:top w:type="dxa" w:w="80"/>
-              <w:left w:type="dxa" w:w="120"/>
-              <w:bottom w:type="dxa" w:w="80"/>
-              <w:right w:type="dxa" w:w="120"/>
+            <w:tcW w:type="dxa" w:w="3880"/>
+            <w:tcMar>
+              <w:top w:type="dxa" w:w="80"/>
+              <w:left w:type="dxa" w:w="100"/>
+              <w:bottom w:type="dxa" w:w="80"/>
+              <w:right w:type="dxa" w:w="100"/>
             </w:tcMar>
           </w:tcPr>
           <w:p>
@@ -1828,12 +1869,12 @@
       <w:tr>
         <w:tc>
           <w:tcPr>
-            <w:tcW w:type="dxa" w:w="3400"/>
-            <w:tcMar>
-              <w:top w:type="dxa" w:w="80"/>
-              <w:left w:type="dxa" w:w="120"/>
-              <w:bottom w:type="dxa" w:w="80"/>
-              <w:right w:type="dxa" w:w="120"/>
+            <w:tcW w:type="dxa" w:w="3100"/>
+            <w:tcMar>
+              <w:top w:type="dxa" w:w="80"/>
+              <w:left w:type="dxa" w:w="100"/>
+              <w:bottom w:type="dxa" w:w="80"/>
+              <w:right w:type="dxa" w:w="100"/>
             </w:tcMar>
           </w:tcPr>
           <w:p>
@@ -1844,12 +1885,12 @@
         </w:tc>
         <w:tc>
           <w:tcPr>
-            <w:tcW w:type="dxa" w:w="900"/>
-            <w:tcMar>
-              <w:top w:type="dxa" w:w="80"/>
-              <w:left w:type="dxa" w:w="120"/>
-              <w:bottom w:type="dxa" w:w="80"/>
-              <w:right w:type="dxa" w:w="120"/>
+            <w:tcW w:type="dxa" w:w="700"/>
+            <w:tcMar>
+              <w:top w:type="dxa" w:w="80"/>
+              <w:left w:type="dxa" w:w="100"/>
+              <w:bottom w:type="dxa" w:w="80"/>
+              <w:right w:type="dxa" w:w="100"/>
             </w:tcMar>
           </w:tcPr>
           <w:p>
@@ -1860,12 +1901,33 @@
         </w:tc>
         <w:tc>
           <w:tcPr>
-            <w:tcW w:type="dxa" w:w="1400"/>
-            <w:tcMar>
-              <w:top w:type="dxa" w:w="80"/>
-              <w:left w:type="dxa" w:w="120"/>
-              <w:bottom w:type="dxa" w:w="80"/>
-              <w:right w:type="dxa" w:w="120"/>
+            <w:tcW w:type="dxa" w:w="1150"/>
+            <w:tcMar>
+              <w:top w:type="dxa" w:w="80"/>
+              <w:left w:type="dxa" w:w="100"/>
+              <w:bottom w:type="dxa" w:w="80"/>
+              <w:right w:type="dxa" w:w="100"/>
+            </w:tcMar>
+          </w:tcPr>
+          <w:p>
+            <w:r>
+              <w:rPr>
+                <w:b/>
+                <w:bCs/>
+                <w:color w:val="1E7E34"/>
+              </w:rPr>
+              <w:t xml:space="preserve">✅ Hecho</w:t>
+            </w:r>
+          </w:p>
+        </w:tc>
+        <w:tc>
+          <w:tcPr>
+            <w:tcW w:type="dxa" w:w="1250"/>
+            <w:tcMar>
+              <w:top w:type="dxa" w:w="80"/>
+              <w:left w:type="dxa" w:w="100"/>
+              <w:bottom w:type="dxa" w:w="80"/>
+              <w:right w:type="dxa" w:w="100"/>
             </w:tcMar>
           </w:tcPr>
           <w:p>
@@ -1876,12 +1938,12 @@
         </w:tc>
         <w:tc>
           <w:tcPr>
-            <w:tcW w:type="dxa" w:w="3650"/>
-            <w:tcMar>
-              <w:top w:type="dxa" w:w="80"/>
-              <w:left w:type="dxa" w:w="120"/>
-              <w:bottom w:type="dxa" w:w="80"/>
-              <w:right w:type="dxa" w:w="120"/>
+            <w:tcW w:type="dxa" w:w="3880"/>
+            <w:tcMar>
+              <w:top w:type="dxa" w:w="80"/>
+              <w:left w:type="dxa" w:w="100"/>
+              <w:bottom w:type="dxa" w:w="80"/>
+              <w:right w:type="dxa" w:w="100"/>
             </w:tcMar>
           </w:tcPr>
           <w:p>
@@ -1894,12 +1956,12 @@
       <w:tr>
         <w:tc>
           <w:tcPr>
-            <w:tcW w:type="dxa" w:w="3400"/>
-            <w:tcMar>
-              <w:top w:type="dxa" w:w="80"/>
-              <w:left w:type="dxa" w:w="120"/>
-              <w:bottom w:type="dxa" w:w="80"/>
-              <w:right w:type="dxa" w:w="120"/>
+            <w:tcW w:type="dxa" w:w="3100"/>
+            <w:tcMar>
+              <w:top w:type="dxa" w:w="80"/>
+              <w:left w:type="dxa" w:w="100"/>
+              <w:bottom w:type="dxa" w:w="80"/>
+              <w:right w:type="dxa" w:w="100"/>
             </w:tcMar>
           </w:tcPr>
           <w:p>
@@ -1910,12 +1972,12 @@
         </w:tc>
         <w:tc>
           <w:tcPr>
-            <w:tcW w:type="dxa" w:w="900"/>
-            <w:tcMar>
-              <w:top w:type="dxa" w:w="80"/>
-              <w:left w:type="dxa" w:w="120"/>
-              <w:bottom w:type="dxa" w:w="80"/>
-              <w:right w:type="dxa" w:w="120"/>
+            <w:tcW w:type="dxa" w:w="700"/>
+            <w:tcMar>
+              <w:top w:type="dxa" w:w="80"/>
+              <w:left w:type="dxa" w:w="100"/>
+              <w:bottom w:type="dxa" w:w="80"/>
+              <w:right w:type="dxa" w:w="100"/>
             </w:tcMar>
           </w:tcPr>
           <w:p>
@@ -1926,12 +1988,33 @@
         </w:tc>
         <w:tc>
           <w:tcPr>
-            <w:tcW w:type="dxa" w:w="1400"/>
-            <w:tcMar>
-              <w:top w:type="dxa" w:w="80"/>
-              <w:left w:type="dxa" w:w="120"/>
-              <w:bottom w:type="dxa" w:w="80"/>
-              <w:right w:type="dxa" w:w="120"/>
+            <w:tcW w:type="dxa" w:w="1150"/>
+            <w:tcMar>
+              <w:top w:type="dxa" w:w="80"/>
+              <w:left w:type="dxa" w:w="100"/>
+              <w:bottom w:type="dxa" w:w="80"/>
+              <w:right w:type="dxa" w:w="100"/>
+            </w:tcMar>
+          </w:tcPr>
+          <w:p>
+            <w:r>
+              <w:rPr>
+                <w:b/>
+                <w:bCs/>
+                <w:color w:val="1E7E34"/>
+              </w:rPr>
+              <w:t xml:space="preserve">✅ Hecho</w:t>
+            </w:r>
+          </w:p>
+        </w:tc>
+        <w:tc>
+          <w:tcPr>
+            <w:tcW w:type="dxa" w:w="1250"/>
+            <w:tcMar>
+              <w:top w:type="dxa" w:w="80"/>
+              <w:left w:type="dxa" w:w="100"/>
+              <w:bottom w:type="dxa" w:w="80"/>
+              <w:right w:type="dxa" w:w="100"/>
             </w:tcMar>
           </w:tcPr>
           <w:p>
@@ -1942,12 +2025,12 @@
         </w:tc>
         <w:tc>
           <w:tcPr>
-            <w:tcW w:type="dxa" w:w="3650"/>
-            <w:tcMar>
-              <w:top w:type="dxa" w:w="80"/>
-              <w:left w:type="dxa" w:w="120"/>
-              <w:bottom w:type="dxa" w:w="80"/>
-              <w:right w:type="dxa" w:w="120"/>
+            <w:tcW w:type="dxa" w:w="3880"/>
+            <w:tcMar>
+              <w:top w:type="dxa" w:w="80"/>
+              <w:left w:type="dxa" w:w="100"/>
+              <w:bottom w:type="dxa" w:w="80"/>
+              <w:right w:type="dxa" w:w="100"/>
             </w:tcMar>
           </w:tcPr>
           <w:p>
@@ -1960,12 +2043,12 @@
       <w:tr>
         <w:tc>
           <w:tcPr>
-            <w:tcW w:type="dxa" w:w="3400"/>
-            <w:tcMar>
-              <w:top w:type="dxa" w:w="80"/>
-              <w:left w:type="dxa" w:w="120"/>
-              <w:bottom w:type="dxa" w:w="80"/>
-              <w:right w:type="dxa" w:w="120"/>
+            <w:tcW w:type="dxa" w:w="3100"/>
+            <w:tcMar>
+              <w:top w:type="dxa" w:w="80"/>
+              <w:left w:type="dxa" w:w="100"/>
+              <w:bottom w:type="dxa" w:w="80"/>
+              <w:right w:type="dxa" w:w="100"/>
             </w:tcMar>
           </w:tcPr>
           <w:p>
@@ -1976,12 +2059,12 @@
         </w:tc>
         <w:tc>
           <w:tcPr>
-            <w:tcW w:type="dxa" w:w="900"/>
-            <w:tcMar>
-              <w:top w:type="dxa" w:w="80"/>
-              <w:left w:type="dxa" w:w="120"/>
-              <w:bottom w:type="dxa" w:w="80"/>
-              <w:right w:type="dxa" w:w="120"/>
+            <w:tcW w:type="dxa" w:w="700"/>
+            <w:tcMar>
+              <w:top w:type="dxa" w:w="80"/>
+              <w:left w:type="dxa" w:w="100"/>
+              <w:bottom w:type="dxa" w:w="80"/>
+              <w:right w:type="dxa" w:w="100"/>
             </w:tcMar>
           </w:tcPr>
           <w:p>
@@ -1992,12 +2075,33 @@
         </w:tc>
         <w:tc>
           <w:tcPr>
-            <w:tcW w:type="dxa" w:w="1400"/>
-            <w:tcMar>
-              <w:top w:type="dxa" w:w="80"/>
-              <w:left w:type="dxa" w:w="120"/>
-              <w:bottom w:type="dxa" w:w="80"/>
-              <w:right w:type="dxa" w:w="120"/>
+            <w:tcW w:type="dxa" w:w="1150"/>
+            <w:tcMar>
+              <w:top w:type="dxa" w:w="80"/>
+              <w:left w:type="dxa" w:w="100"/>
+              <w:bottom w:type="dxa" w:w="80"/>
+              <w:right w:type="dxa" w:w="100"/>
+            </w:tcMar>
+          </w:tcPr>
+          <w:p>
+            <w:r>
+              <w:rPr>
+                <w:b/>
+                <w:bCs/>
+                <w:color w:val="1E7E34"/>
+              </w:rPr>
+              <w:t xml:space="preserve">✅ Hecho</w:t>
+            </w:r>
+          </w:p>
+        </w:tc>
+        <w:tc>
+          <w:tcPr>
+            <w:tcW w:type="dxa" w:w="1250"/>
+            <w:tcMar>
+              <w:top w:type="dxa" w:w="80"/>
+              <w:left w:type="dxa" w:w="100"/>
+              <w:bottom w:type="dxa" w:w="80"/>
+              <w:right w:type="dxa" w:w="100"/>
             </w:tcMar>
           </w:tcPr>
           <w:p>
@@ -2008,12 +2112,12 @@
         </w:tc>
         <w:tc>
           <w:tcPr>
-            <w:tcW w:type="dxa" w:w="3650"/>
-            <w:tcMar>
-              <w:top w:type="dxa" w:w="80"/>
-              <w:left w:type="dxa" w:w="120"/>
-              <w:bottom w:type="dxa" w:w="80"/>
-              <w:right w:type="dxa" w:w="120"/>
+            <w:tcW w:type="dxa" w:w="3880"/>
+            <w:tcMar>
+              <w:top w:type="dxa" w:w="80"/>
+              <w:left w:type="dxa" w:w="100"/>
+              <w:bottom w:type="dxa" w:w="80"/>
+              <w:right w:type="dxa" w:w="100"/>
             </w:tcMar>
           </w:tcPr>
           <w:p>
@@ -2026,12 +2130,12 @@
       <w:tr>
         <w:tc>
           <w:tcPr>
-            <w:tcW w:type="dxa" w:w="3400"/>
-            <w:tcMar>
-              <w:top w:type="dxa" w:w="80"/>
-              <w:left w:type="dxa" w:w="120"/>
-              <w:bottom w:type="dxa" w:w="80"/>
-              <w:right w:type="dxa" w:w="120"/>
+            <w:tcW w:type="dxa" w:w="3100"/>
+            <w:tcMar>
+              <w:top w:type="dxa" w:w="80"/>
+              <w:left w:type="dxa" w:w="100"/>
+              <w:bottom w:type="dxa" w:w="80"/>
+              <w:right w:type="dxa" w:w="100"/>
             </w:tcMar>
           </w:tcPr>
           <w:p>
@@ -2042,12 +2146,12 @@
         </w:tc>
         <w:tc>
           <w:tcPr>
-            <w:tcW w:type="dxa" w:w="900"/>
-            <w:tcMar>
-              <w:top w:type="dxa" w:w="80"/>
-              <w:left w:type="dxa" w:w="120"/>
-              <w:bottom w:type="dxa" w:w="80"/>
-              <w:right w:type="dxa" w:w="120"/>
+            <w:tcW w:type="dxa" w:w="700"/>
+            <w:tcMar>
+              <w:top w:type="dxa" w:w="80"/>
+              <w:left w:type="dxa" w:w="100"/>
+              <w:bottom w:type="dxa" w:w="80"/>
+              <w:right w:type="dxa" w:w="100"/>
             </w:tcMar>
           </w:tcPr>
           <w:p>
@@ -2058,12 +2162,33 @@
         </w:tc>
         <w:tc>
           <w:tcPr>
-            <w:tcW w:type="dxa" w:w="1400"/>
-            <w:tcMar>
-              <w:top w:type="dxa" w:w="80"/>
-              <w:left w:type="dxa" w:w="120"/>
-              <w:bottom w:type="dxa" w:w="80"/>
-              <w:right w:type="dxa" w:w="120"/>
+            <w:tcW w:type="dxa" w:w="1150"/>
+            <w:tcMar>
+              <w:top w:type="dxa" w:w="80"/>
+              <w:left w:type="dxa" w:w="100"/>
+              <w:bottom w:type="dxa" w:w="80"/>
+              <w:right w:type="dxa" w:w="100"/>
+            </w:tcMar>
+          </w:tcPr>
+          <w:p>
+            <w:r>
+              <w:rPr>
+                <w:b/>
+                <w:bCs/>
+                <w:color w:val="1E7E34"/>
+              </w:rPr>
+              <w:t xml:space="preserve">✅ Hecho</w:t>
+            </w:r>
+          </w:p>
+        </w:tc>
+        <w:tc>
+          <w:tcPr>
+            <w:tcW w:type="dxa" w:w="1250"/>
+            <w:tcMar>
+              <w:top w:type="dxa" w:w="80"/>
+              <w:left w:type="dxa" w:w="100"/>
+              <w:bottom w:type="dxa" w:w="80"/>
+              <w:right w:type="dxa" w:w="100"/>
             </w:tcMar>
           </w:tcPr>
           <w:p>
@@ -2074,12 +2199,12 @@
         </w:tc>
         <w:tc>
           <w:tcPr>
-            <w:tcW w:type="dxa" w:w="3650"/>
-            <w:tcMar>
-              <w:top w:type="dxa" w:w="80"/>
-              <w:left w:type="dxa" w:w="120"/>
-              <w:bottom w:type="dxa" w:w="80"/>
-              <w:right w:type="dxa" w:w="120"/>
+            <w:tcW w:type="dxa" w:w="3880"/>
+            <w:tcMar>
+              <w:top w:type="dxa" w:w="80"/>
+              <w:left w:type="dxa" w:w="100"/>
+              <w:bottom w:type="dxa" w:w="80"/>
+              <w:right w:type="dxa" w:w="100"/>
             </w:tcMar>
           </w:tcPr>
           <w:p>
@@ -2092,12 +2217,12 @@
       <w:tr>
         <w:tc>
           <w:tcPr>
-            <w:tcW w:type="dxa" w:w="3400"/>
-            <w:tcMar>
-              <w:top w:type="dxa" w:w="80"/>
-              <w:left w:type="dxa" w:w="120"/>
-              <w:bottom w:type="dxa" w:w="80"/>
-              <w:right w:type="dxa" w:w="120"/>
+            <w:tcW w:type="dxa" w:w="3100"/>
+            <w:tcMar>
+              <w:top w:type="dxa" w:w="80"/>
+              <w:left w:type="dxa" w:w="100"/>
+              <w:bottom w:type="dxa" w:w="80"/>
+              <w:right w:type="dxa" w:w="100"/>
             </w:tcMar>
           </w:tcPr>
           <w:p>
@@ -2129,12 +2254,12 @@
         </w:tc>
         <w:tc>
           <w:tcPr>
-            <w:tcW w:type="dxa" w:w="900"/>
-            <w:tcMar>
-              <w:top w:type="dxa" w:w="80"/>
-              <w:left w:type="dxa" w:w="120"/>
-              <w:bottom w:type="dxa" w:w="80"/>
-              <w:right w:type="dxa" w:w="120"/>
+            <w:tcW w:type="dxa" w:w="700"/>
+            <w:tcMar>
+              <w:top w:type="dxa" w:w="80"/>
+              <w:left w:type="dxa" w:w="100"/>
+              <w:bottom w:type="dxa" w:w="80"/>
+              <w:right w:type="dxa" w:w="100"/>
             </w:tcMar>
           </w:tcPr>
           <w:p>
@@ -2145,12 +2270,33 @@
         </w:tc>
         <w:tc>
           <w:tcPr>
-            <w:tcW w:type="dxa" w:w="1400"/>
-            <w:tcMar>
-              <w:top w:type="dxa" w:w="80"/>
-              <w:left w:type="dxa" w:w="120"/>
-              <w:bottom w:type="dxa" w:w="80"/>
-              <w:right w:type="dxa" w:w="120"/>
+            <w:tcW w:type="dxa" w:w="1150"/>
+            <w:tcMar>
+              <w:top w:type="dxa" w:w="80"/>
+              <w:left w:type="dxa" w:w="100"/>
+              <w:bottom w:type="dxa" w:w="80"/>
+              <w:right w:type="dxa" w:w="100"/>
+            </w:tcMar>
+          </w:tcPr>
+          <w:p>
+            <w:r>
+              <w:rPr>
+                <w:b/>
+                <w:bCs/>
+                <w:color w:val="1E7E34"/>
+              </w:rPr>
+              <w:t xml:space="preserve">✅ Hecho</w:t>
+            </w:r>
+          </w:p>
+        </w:tc>
+        <w:tc>
+          <w:tcPr>
+            <w:tcW w:type="dxa" w:w="1250"/>
+            <w:tcMar>
+              <w:top w:type="dxa" w:w="80"/>
+              <w:left w:type="dxa" w:w="100"/>
+              <w:bottom w:type="dxa" w:w="80"/>
+              <w:right w:type="dxa" w:w="100"/>
             </w:tcMar>
           </w:tcPr>
           <w:p>
@@ -2161,12 +2307,12 @@
         </w:tc>
         <w:tc>
           <w:tcPr>
-            <w:tcW w:type="dxa" w:w="3650"/>
-            <w:tcMar>
-              <w:top w:type="dxa" w:w="80"/>
-              <w:left w:type="dxa" w:w="120"/>
-              <w:bottom w:type="dxa" w:w="80"/>
-              <w:right w:type="dxa" w:w="120"/>
+            <w:tcW w:type="dxa" w:w="3880"/>
+            <w:tcMar>
+              <w:top w:type="dxa" w:w="80"/>
+              <w:left w:type="dxa" w:w="100"/>
+              <w:bottom w:type="dxa" w:w="80"/>
+              <w:right w:type="dxa" w:w="100"/>
             </w:tcMar>
           </w:tcPr>
           <w:p>
@@ -2179,12 +2325,12 @@
       <w:tr>
         <w:tc>
           <w:tcPr>
-            <w:tcW w:type="dxa" w:w="3400"/>
-            <w:tcMar>
-              <w:top w:type="dxa" w:w="80"/>
-              <w:left w:type="dxa" w:w="120"/>
-              <w:bottom w:type="dxa" w:w="80"/>
-              <w:right w:type="dxa" w:w="120"/>
+            <w:tcW w:type="dxa" w:w="3100"/>
+            <w:tcMar>
+              <w:top w:type="dxa" w:w="80"/>
+              <w:left w:type="dxa" w:w="100"/>
+              <w:bottom w:type="dxa" w:w="80"/>
+              <w:right w:type="dxa" w:w="100"/>
             </w:tcMar>
           </w:tcPr>
           <w:p>
@@ -2195,12 +2341,12 @@
         </w:tc>
         <w:tc>
           <w:tcPr>
-            <w:tcW w:type="dxa" w:w="900"/>
-            <w:tcMar>
-              <w:top w:type="dxa" w:w="80"/>
-              <w:left w:type="dxa" w:w="120"/>
-              <w:bottom w:type="dxa" w:w="80"/>
-              <w:right w:type="dxa" w:w="120"/>
+            <w:tcW w:type="dxa" w:w="700"/>
+            <w:tcMar>
+              <w:top w:type="dxa" w:w="80"/>
+              <w:left w:type="dxa" w:w="100"/>
+              <w:bottom w:type="dxa" w:w="80"/>
+              <w:right w:type="dxa" w:w="100"/>
             </w:tcMar>
           </w:tcPr>
           <w:p>
@@ -2211,12 +2357,33 @@
         </w:tc>
         <w:tc>
           <w:tcPr>
-            <w:tcW w:type="dxa" w:w="1400"/>
-            <w:tcMar>
-              <w:top w:type="dxa" w:w="80"/>
-              <w:left w:type="dxa" w:w="120"/>
-              <w:bottom w:type="dxa" w:w="80"/>
-              <w:right w:type="dxa" w:w="120"/>
+            <w:tcW w:type="dxa" w:w="1150"/>
+            <w:tcMar>
+              <w:top w:type="dxa" w:w="80"/>
+              <w:left w:type="dxa" w:w="100"/>
+              <w:bottom w:type="dxa" w:w="80"/>
+              <w:right w:type="dxa" w:w="100"/>
+            </w:tcMar>
+          </w:tcPr>
+          <w:p>
+            <w:r>
+              <w:rPr>
+                <w:b/>
+                <w:bCs/>
+                <w:color w:val="1E7E34"/>
+              </w:rPr>
+              <w:t xml:space="preserve">✅ Hecho</w:t>
+            </w:r>
+          </w:p>
+        </w:tc>
+        <w:tc>
+          <w:tcPr>
+            <w:tcW w:type="dxa" w:w="1250"/>
+            <w:tcMar>
+              <w:top w:type="dxa" w:w="80"/>
+              <w:left w:type="dxa" w:w="100"/>
+              <w:bottom w:type="dxa" w:w="80"/>
+              <w:right w:type="dxa" w:w="100"/>
             </w:tcMar>
           </w:tcPr>
           <w:p>
@@ -2227,12 +2394,12 @@
         </w:tc>
         <w:tc>
           <w:tcPr>
-            <w:tcW w:type="dxa" w:w="3650"/>
-            <w:tcMar>
-              <w:top w:type="dxa" w:w="80"/>
-              <w:left w:type="dxa" w:w="120"/>
-              <w:bottom w:type="dxa" w:w="80"/>
-              <w:right w:type="dxa" w:w="120"/>
+            <w:tcW w:type="dxa" w:w="3880"/>
+            <w:tcMar>
+              <w:top w:type="dxa" w:w="80"/>
+              <w:left w:type="dxa" w:w="100"/>
+              <w:bottom w:type="dxa" w:w="80"/>
+              <w:right w:type="dxa" w:w="100"/>
             </w:tcMar>
           </w:tcPr>
           <w:p>
@@ -2245,12 +2412,12 @@
       <w:tr>
         <w:tc>
           <w:tcPr>
-            <w:tcW w:type="dxa" w:w="3400"/>
-            <w:tcMar>
-              <w:top w:type="dxa" w:w="80"/>
-              <w:left w:type="dxa" w:w="120"/>
-              <w:bottom w:type="dxa" w:w="80"/>
-              <w:right w:type="dxa" w:w="120"/>
+            <w:tcW w:type="dxa" w:w="3100"/>
+            <w:tcMar>
+              <w:top w:type="dxa" w:w="80"/>
+              <w:left w:type="dxa" w:w="100"/>
+              <w:bottom w:type="dxa" w:w="80"/>
+              <w:right w:type="dxa" w:w="100"/>
             </w:tcMar>
           </w:tcPr>
           <w:p>
@@ -2261,12 +2428,12 @@
         </w:tc>
         <w:tc>
           <w:tcPr>
-            <w:tcW w:type="dxa" w:w="900"/>
-            <w:tcMar>
-              <w:top w:type="dxa" w:w="80"/>
-              <w:left w:type="dxa" w:w="120"/>
-              <w:bottom w:type="dxa" w:w="80"/>
-              <w:right w:type="dxa" w:w="120"/>
+            <w:tcW w:type="dxa" w:w="700"/>
+            <w:tcMar>
+              <w:top w:type="dxa" w:w="80"/>
+              <w:left w:type="dxa" w:w="100"/>
+              <w:bottom w:type="dxa" w:w="80"/>
+              <w:right w:type="dxa" w:w="100"/>
             </w:tcMar>
           </w:tcPr>
           <w:p>
@@ -2277,12 +2444,33 @@
         </w:tc>
         <w:tc>
           <w:tcPr>
-            <w:tcW w:type="dxa" w:w="1400"/>
-            <w:tcMar>
-              <w:top w:type="dxa" w:w="80"/>
-              <w:left w:type="dxa" w:w="120"/>
-              <w:bottom w:type="dxa" w:w="80"/>
-              <w:right w:type="dxa" w:w="120"/>
+            <w:tcW w:type="dxa" w:w="1150"/>
+            <w:tcMar>
+              <w:top w:type="dxa" w:w="80"/>
+              <w:left w:type="dxa" w:w="100"/>
+              <w:bottom w:type="dxa" w:w="80"/>
+              <w:right w:type="dxa" w:w="100"/>
+            </w:tcMar>
+          </w:tcPr>
+          <w:p>
+            <w:r>
+              <w:rPr>
+                <w:b/>
+                <w:bCs/>
+                <w:color w:val="8A6D00"/>
+              </w:rPr>
+              <w:t xml:space="preserve">⏳ Pendiente</w:t>
+            </w:r>
+          </w:p>
+        </w:tc>
+        <w:tc>
+          <w:tcPr>
+            <w:tcW w:type="dxa" w:w="1250"/>
+            <w:tcMar>
+              <w:top w:type="dxa" w:w="80"/>
+              <w:left w:type="dxa" w:w="100"/>
+              <w:bottom w:type="dxa" w:w="80"/>
+              <w:right w:type="dxa" w:w="100"/>
             </w:tcMar>
           </w:tcPr>
           <w:p>
@@ -2293,12 +2481,12 @@
         </w:tc>
         <w:tc>
           <w:tcPr>
-            <w:tcW w:type="dxa" w:w="3650"/>
-            <w:tcMar>
-              <w:top w:type="dxa" w:w="80"/>
-              <w:left w:type="dxa" w:w="120"/>
-              <w:bottom w:type="dxa" w:w="80"/>
-              <w:right w:type="dxa" w:w="120"/>
+            <w:tcW w:type="dxa" w:w="3880"/>
+            <w:tcMar>
+              <w:top w:type="dxa" w:w="80"/>
+              <w:left w:type="dxa" w:w="100"/>
+              <w:bottom w:type="dxa" w:w="80"/>
+              <w:right w:type="dxa" w:w="100"/>
             </w:tcMar>
           </w:tcPr>
           <w:p>
@@ -2311,12 +2499,12 @@
       <w:tr>
         <w:tc>
           <w:tcPr>
-            <w:tcW w:type="dxa" w:w="3400"/>
-            <w:tcMar>
-              <w:top w:type="dxa" w:w="80"/>
-              <w:left w:type="dxa" w:w="120"/>
-              <w:bottom w:type="dxa" w:w="80"/>
-              <w:right w:type="dxa" w:w="120"/>
+            <w:tcW w:type="dxa" w:w="3100"/>
+            <w:tcMar>
+              <w:top w:type="dxa" w:w="80"/>
+              <w:left w:type="dxa" w:w="100"/>
+              <w:bottom w:type="dxa" w:w="80"/>
+              <w:right w:type="dxa" w:w="100"/>
             </w:tcMar>
           </w:tcPr>
           <w:p>
@@ -2327,12 +2515,12 @@
         </w:tc>
         <w:tc>
           <w:tcPr>
-            <w:tcW w:type="dxa" w:w="900"/>
-            <w:tcMar>
-              <w:top w:type="dxa" w:w="80"/>
-              <w:left w:type="dxa" w:w="120"/>
-              <w:bottom w:type="dxa" w:w="80"/>
-              <w:right w:type="dxa" w:w="120"/>
+            <w:tcW w:type="dxa" w:w="700"/>
+            <w:tcMar>
+              <w:top w:type="dxa" w:w="80"/>
+              <w:left w:type="dxa" w:w="100"/>
+              <w:bottom w:type="dxa" w:w="80"/>
+              <w:right w:type="dxa" w:w="100"/>
             </w:tcMar>
           </w:tcPr>
           <w:p>
@@ -2343,12 +2531,33 @@
         </w:tc>
         <w:tc>
           <w:tcPr>
-            <w:tcW w:type="dxa" w:w="1400"/>
-            <w:tcMar>
-              <w:top w:type="dxa" w:w="80"/>
-              <w:left w:type="dxa" w:w="120"/>
-              <w:bottom w:type="dxa" w:w="80"/>
-              <w:right w:type="dxa" w:w="120"/>
+            <w:tcW w:type="dxa" w:w="1150"/>
+            <w:tcMar>
+              <w:top w:type="dxa" w:w="80"/>
+              <w:left w:type="dxa" w:w="100"/>
+              <w:bottom w:type="dxa" w:w="80"/>
+              <w:right w:type="dxa" w:w="100"/>
+            </w:tcMar>
+          </w:tcPr>
+          <w:p>
+            <w:r>
+              <w:rPr>
+                <w:b/>
+                <w:bCs/>
+                <w:color w:val="8A6D00"/>
+              </w:rPr>
+              <w:t xml:space="preserve">⏳ Pendiente</w:t>
+            </w:r>
+          </w:p>
+        </w:tc>
+        <w:tc>
+          <w:tcPr>
+            <w:tcW w:type="dxa" w:w="1250"/>
+            <w:tcMar>
+              <w:top w:type="dxa" w:w="80"/>
+              <w:left w:type="dxa" w:w="100"/>
+              <w:bottom w:type="dxa" w:w="80"/>
+              <w:right w:type="dxa" w:w="100"/>
             </w:tcMar>
           </w:tcPr>
           <w:p>
@@ -2359,12 +2568,12 @@
         </w:tc>
         <w:tc>
           <w:tcPr>
-            <w:tcW w:type="dxa" w:w="3650"/>
-            <w:tcMar>
-              <w:top w:type="dxa" w:w="80"/>
-              <w:left w:type="dxa" w:w="120"/>
-              <w:bottom w:type="dxa" w:w="80"/>
-              <w:right w:type="dxa" w:w="120"/>
+            <w:tcW w:type="dxa" w:w="3880"/>
+            <w:tcMar>
+              <w:top w:type="dxa" w:w="80"/>
+              <w:left w:type="dxa" w:w="100"/>
+              <w:bottom w:type="dxa" w:w="80"/>
+              <w:right w:type="dxa" w:w="100"/>
             </w:tcMar>
           </w:tcPr>
           <w:p>
@@ -2381,12 +2590,12 @@
       <w:tr>
         <w:tc>
           <w:tcPr>
-            <w:tcW w:type="dxa" w:w="3400"/>
-            <w:tcMar>
-              <w:top w:type="dxa" w:w="80"/>
-              <w:left w:type="dxa" w:w="120"/>
-              <w:bottom w:type="dxa" w:w="80"/>
-              <w:right w:type="dxa" w:w="120"/>
+            <w:tcW w:type="dxa" w:w="3100"/>
+            <w:tcMar>
+              <w:top w:type="dxa" w:w="80"/>
+              <w:left w:type="dxa" w:w="100"/>
+              <w:bottom w:type="dxa" w:w="80"/>
+              <w:right w:type="dxa" w:w="100"/>
             </w:tcMar>
           </w:tcPr>
           <w:p>
@@ -2397,12 +2606,12 @@
         </w:tc>
         <w:tc>
           <w:tcPr>
-            <w:tcW w:type="dxa" w:w="900"/>
-            <w:tcMar>
-              <w:top w:type="dxa" w:w="80"/>
-              <w:left w:type="dxa" w:w="120"/>
-              <w:bottom w:type="dxa" w:w="80"/>
-              <w:right w:type="dxa" w:w="120"/>
+            <w:tcW w:type="dxa" w:w="700"/>
+            <w:tcMar>
+              <w:top w:type="dxa" w:w="80"/>
+              <w:left w:type="dxa" w:w="100"/>
+              <w:bottom w:type="dxa" w:w="80"/>
+              <w:right w:type="dxa" w:w="100"/>
             </w:tcMar>
           </w:tcPr>
           <w:p>
@@ -2413,12 +2622,33 @@
         </w:tc>
         <w:tc>
           <w:tcPr>
-            <w:tcW w:type="dxa" w:w="1400"/>
-            <w:tcMar>
-              <w:top w:type="dxa" w:w="80"/>
-              <w:left w:type="dxa" w:w="120"/>
-              <w:bottom w:type="dxa" w:w="80"/>
-              <w:right w:type="dxa" w:w="120"/>
+            <w:tcW w:type="dxa" w:w="1150"/>
+            <w:tcMar>
+              <w:top w:type="dxa" w:w="80"/>
+              <w:left w:type="dxa" w:w="100"/>
+              <w:bottom w:type="dxa" w:w="80"/>
+              <w:right w:type="dxa" w:w="100"/>
+            </w:tcMar>
+          </w:tcPr>
+          <w:p>
+            <w:r>
+              <w:rPr>
+                <w:b/>
+                <w:bCs/>
+                <w:color w:val="8A6D00"/>
+              </w:rPr>
+              <w:t xml:space="preserve">⏳ Pendiente</w:t>
+            </w:r>
+          </w:p>
+        </w:tc>
+        <w:tc>
+          <w:tcPr>
+            <w:tcW w:type="dxa" w:w="1250"/>
+            <w:tcMar>
+              <w:top w:type="dxa" w:w="80"/>
+              <w:left w:type="dxa" w:w="100"/>
+              <w:bottom w:type="dxa" w:w="80"/>
+              <w:right w:type="dxa" w:w="100"/>
             </w:tcMar>
           </w:tcPr>
           <w:p>
@@ -2429,12 +2659,12 @@
         </w:tc>
         <w:tc>
           <w:tcPr>
-            <w:tcW w:type="dxa" w:w="3650"/>
-            <w:tcMar>
-              <w:top w:type="dxa" w:w="80"/>
-              <w:left w:type="dxa" w:w="120"/>
-              <w:bottom w:type="dxa" w:w="80"/>
-              <w:right w:type="dxa" w:w="120"/>
+            <w:tcW w:type="dxa" w:w="3880"/>
+            <w:tcMar>
+              <w:top w:type="dxa" w:w="80"/>
+              <w:left w:type="dxa" w:w="100"/>
+              <w:bottom w:type="dxa" w:w="80"/>
+              <w:right w:type="dxa" w:w="100"/>
             </w:tcMar>
           </w:tcPr>
           <w:p>
@@ -2451,12 +2681,12 @@
       <w:tr>
         <w:tc>
           <w:tcPr>
-            <w:tcW w:type="dxa" w:w="3400"/>
-            <w:tcMar>
-              <w:top w:type="dxa" w:w="80"/>
-              <w:left w:type="dxa" w:w="120"/>
-              <w:bottom w:type="dxa" w:w="80"/>
-              <w:right w:type="dxa" w:w="120"/>
+            <w:tcW w:type="dxa" w:w="3100"/>
+            <w:tcMar>
+              <w:top w:type="dxa" w:w="80"/>
+              <w:left w:type="dxa" w:w="100"/>
+              <w:bottom w:type="dxa" w:w="80"/>
+              <w:right w:type="dxa" w:w="100"/>
             </w:tcMar>
           </w:tcPr>
           <w:p>
@@ -2467,12 +2697,12 @@
         </w:tc>
         <w:tc>
           <w:tcPr>
-            <w:tcW w:type="dxa" w:w="900"/>
-            <w:tcMar>
-              <w:top w:type="dxa" w:w="80"/>
-              <w:left w:type="dxa" w:w="120"/>
-              <w:bottom w:type="dxa" w:w="80"/>
-              <w:right w:type="dxa" w:w="120"/>
+            <w:tcW w:type="dxa" w:w="700"/>
+            <w:tcMar>
+              <w:top w:type="dxa" w:w="80"/>
+              <w:left w:type="dxa" w:w="100"/>
+              <w:bottom w:type="dxa" w:w="80"/>
+              <w:right w:type="dxa" w:w="100"/>
             </w:tcMar>
           </w:tcPr>
           <w:p>
@@ -2483,12 +2713,33 @@
         </w:tc>
         <w:tc>
           <w:tcPr>
-            <w:tcW w:type="dxa" w:w="1400"/>
-            <w:tcMar>
-              <w:top w:type="dxa" w:w="80"/>
-              <w:left w:type="dxa" w:w="120"/>
-              <w:bottom w:type="dxa" w:w="80"/>
-              <w:right w:type="dxa" w:w="120"/>
+            <w:tcW w:type="dxa" w:w="1150"/>
+            <w:tcMar>
+              <w:top w:type="dxa" w:w="80"/>
+              <w:left w:type="dxa" w:w="100"/>
+              <w:bottom w:type="dxa" w:w="80"/>
+              <w:right w:type="dxa" w:w="100"/>
+            </w:tcMar>
+          </w:tcPr>
+          <w:p>
+            <w:r>
+              <w:rPr>
+                <w:b/>
+                <w:bCs/>
+                <w:color w:val="8A6D00"/>
+              </w:rPr>
+              <w:t xml:space="preserve">⏳ Pendiente</w:t>
+            </w:r>
+          </w:p>
+        </w:tc>
+        <w:tc>
+          <w:tcPr>
+            <w:tcW w:type="dxa" w:w="1250"/>
+            <w:tcMar>
+              <w:top w:type="dxa" w:w="80"/>
+              <w:left w:type="dxa" w:w="100"/>
+              <w:bottom w:type="dxa" w:w="80"/>
+              <w:right w:type="dxa" w:w="100"/>
             </w:tcMar>
           </w:tcPr>
           <w:p>
@@ -2499,12 +2750,12 @@
         </w:tc>
         <w:tc>
           <w:tcPr>
-            <w:tcW w:type="dxa" w:w="3650"/>
-            <w:tcMar>
-              <w:top w:type="dxa" w:w="80"/>
-              <w:left w:type="dxa" w:w="120"/>
-              <w:bottom w:type="dxa" w:w="80"/>
-              <w:right w:type="dxa" w:w="120"/>
+            <w:tcW w:type="dxa" w:w="3880"/>
+            <w:tcMar>
+              <w:top w:type="dxa" w:w="80"/>
+              <w:left w:type="dxa" w:w="100"/>
+              <w:bottom w:type="dxa" w:w="80"/>
+              <w:right w:type="dxa" w:w="100"/>
             </w:tcMar>
           </w:tcPr>
           <w:p>
@@ -2524,12 +2775,12 @@
       <w:tr>
         <w:tc>
           <w:tcPr>
-            <w:tcW w:type="dxa" w:w="3400"/>
-            <w:tcMar>
-              <w:top w:type="dxa" w:w="80"/>
-              <w:left w:type="dxa" w:w="120"/>
-              <w:bottom w:type="dxa" w:w="80"/>
-              <w:right w:type="dxa" w:w="120"/>
+            <w:tcW w:type="dxa" w:w="3100"/>
+            <w:tcMar>
+              <w:top w:type="dxa" w:w="80"/>
+              <w:left w:type="dxa" w:w="100"/>
+              <w:bottom w:type="dxa" w:w="80"/>
+              <w:right w:type="dxa" w:w="100"/>
             </w:tcMar>
           </w:tcPr>
           <w:p>
@@ -2540,12 +2791,12 @@
         </w:tc>
         <w:tc>
           <w:tcPr>
-            <w:tcW w:type="dxa" w:w="900"/>
-            <w:tcMar>
-              <w:top w:type="dxa" w:w="80"/>
-              <w:left w:type="dxa" w:w="120"/>
-              <w:bottom w:type="dxa" w:w="80"/>
-              <w:right w:type="dxa" w:w="120"/>
+            <w:tcW w:type="dxa" w:w="700"/>
+            <w:tcMar>
+              <w:top w:type="dxa" w:w="80"/>
+              <w:left w:type="dxa" w:w="100"/>
+              <w:bottom w:type="dxa" w:w="80"/>
+              <w:right w:type="dxa" w:w="100"/>
             </w:tcMar>
           </w:tcPr>
           <w:p>
@@ -2556,12 +2807,33 @@
         </w:tc>
         <w:tc>
           <w:tcPr>
-            <w:tcW w:type="dxa" w:w="1400"/>
-            <w:tcMar>
-              <w:top w:type="dxa" w:w="80"/>
-              <w:left w:type="dxa" w:w="120"/>
-              <w:bottom w:type="dxa" w:w="80"/>
-              <w:right w:type="dxa" w:w="120"/>
+            <w:tcW w:type="dxa" w:w="1150"/>
+            <w:tcMar>
+              <w:top w:type="dxa" w:w="80"/>
+              <w:left w:type="dxa" w:w="100"/>
+              <w:bottom w:type="dxa" w:w="80"/>
+              <w:right w:type="dxa" w:w="100"/>
+            </w:tcMar>
+          </w:tcPr>
+          <w:p>
+            <w:r>
+              <w:rPr>
+                <w:b/>
+                <w:bCs/>
+                <w:color w:val="8A6D00"/>
+              </w:rPr>
+              <w:t xml:space="preserve">⏳ Pendiente</w:t>
+            </w:r>
+          </w:p>
+        </w:tc>
+        <w:tc>
+          <w:tcPr>
+            <w:tcW w:type="dxa" w:w="1250"/>
+            <w:tcMar>
+              <w:top w:type="dxa" w:w="80"/>
+              <w:left w:type="dxa" w:w="100"/>
+              <w:bottom w:type="dxa" w:w="80"/>
+              <w:right w:type="dxa" w:w="100"/>
             </w:tcMar>
           </w:tcPr>
           <w:p>
@@ -2572,12 +2844,12 @@
         </w:tc>
         <w:tc>
           <w:tcPr>
-            <w:tcW w:type="dxa" w:w="3650"/>
-            <w:tcMar>
-              <w:top w:type="dxa" w:w="80"/>
-              <w:left w:type="dxa" w:w="120"/>
-              <w:bottom w:type="dxa" w:w="80"/>
-              <w:right w:type="dxa" w:w="120"/>
+            <w:tcW w:type="dxa" w:w="3880"/>
+            <w:tcMar>
+              <w:top w:type="dxa" w:w="80"/>
+              <w:left w:type="dxa" w:w="100"/>
+              <w:bottom w:type="dxa" w:w="80"/>
+              <w:right w:type="dxa" w:w="100"/>
             </w:tcMar>
           </w:tcPr>
           <w:p>
@@ -2590,12 +2862,12 @@
       <w:tr>
         <w:tc>
           <w:tcPr>
-            <w:tcW w:type="dxa" w:w="3400"/>
-            <w:tcMar>
-              <w:top w:type="dxa" w:w="80"/>
-              <w:left w:type="dxa" w:w="120"/>
-              <w:bottom w:type="dxa" w:w="80"/>
-              <w:right w:type="dxa" w:w="120"/>
+            <w:tcW w:type="dxa" w:w="3100"/>
+            <w:tcMar>
+              <w:top w:type="dxa" w:w="80"/>
+              <w:left w:type="dxa" w:w="100"/>
+              <w:bottom w:type="dxa" w:w="80"/>
+              <w:right w:type="dxa" w:w="100"/>
             </w:tcMar>
           </w:tcPr>
           <w:p>
@@ -2606,12 +2878,12 @@
         </w:tc>
         <w:tc>
           <w:tcPr>
-            <w:tcW w:type="dxa" w:w="900"/>
-            <w:tcMar>
-              <w:top w:type="dxa" w:w="80"/>
-              <w:left w:type="dxa" w:w="120"/>
-              <w:bottom w:type="dxa" w:w="80"/>
-              <w:right w:type="dxa" w:w="120"/>
+            <w:tcW w:type="dxa" w:w="700"/>
+            <w:tcMar>
+              <w:top w:type="dxa" w:w="80"/>
+              <w:left w:type="dxa" w:w="100"/>
+              <w:bottom w:type="dxa" w:w="80"/>
+              <w:right w:type="dxa" w:w="100"/>
             </w:tcMar>
           </w:tcPr>
           <w:p>
@@ -2622,12 +2894,33 @@
         </w:tc>
         <w:tc>
           <w:tcPr>
-            <w:tcW w:type="dxa" w:w="1400"/>
-            <w:tcMar>
-              <w:top w:type="dxa" w:w="80"/>
-              <w:left w:type="dxa" w:w="120"/>
-              <w:bottom w:type="dxa" w:w="80"/>
-              <w:right w:type="dxa" w:w="120"/>
+            <w:tcW w:type="dxa" w:w="1150"/>
+            <w:tcMar>
+              <w:top w:type="dxa" w:w="80"/>
+              <w:left w:type="dxa" w:w="100"/>
+              <w:bottom w:type="dxa" w:w="80"/>
+              <w:right w:type="dxa" w:w="100"/>
+            </w:tcMar>
+          </w:tcPr>
+          <w:p>
+            <w:r>
+              <w:rPr>
+                <w:b/>
+                <w:bCs/>
+                <w:color w:val="8A6D00"/>
+              </w:rPr>
+              <w:t xml:space="preserve">⏳ Pendiente</w:t>
+            </w:r>
+          </w:p>
+        </w:tc>
+        <w:tc>
+          <w:tcPr>
+            <w:tcW w:type="dxa" w:w="1250"/>
+            <w:tcMar>
+              <w:top w:type="dxa" w:w="80"/>
+              <w:left w:type="dxa" w:w="100"/>
+              <w:bottom w:type="dxa" w:w="80"/>
+              <w:right w:type="dxa" w:w="100"/>
             </w:tcMar>
           </w:tcPr>
           <w:p>
@@ -2638,12 +2931,12 @@
         </w:tc>
         <w:tc>
           <w:tcPr>
-            <w:tcW w:type="dxa" w:w="3650"/>
-            <w:tcMar>
-              <w:top w:type="dxa" w:w="80"/>
-              <w:left w:type="dxa" w:w="120"/>
-              <w:bottom w:type="dxa" w:w="80"/>
-              <w:right w:type="dxa" w:w="120"/>
+            <w:tcW w:type="dxa" w:w="3880"/>
+            <w:tcMar>
+              <w:top w:type="dxa" w:w="80"/>
+              <w:left w:type="dxa" w:w="100"/>
+              <w:bottom w:type="dxa" w:w="80"/>
+              <w:right w:type="dxa" w:w="100"/>
             </w:tcMar>
           </w:tcPr>
           <w:p>
@@ -2671,7 +2964,7 @@
         <w:spacing w:after="160"/>
       </w:pPr>
       <w:r>
-        <w:t xml:space="preserve">La columna derecha es la más importante para secuenciar el trabajo: todo lo marcado "No" es accionable ya, con el sistema actual, y varios ítems (reason codes, versionado, golden set) son además prerrequisitos técnicos para que el backtesting y el shadow scoring sean posibles cuando lleguen los datos reales.</w:t>
+        <w:t xml:space="preserve">Los 9 ítems marcados "No" en la columna de outcomes reales ya están implementados. Los 6 restantes siguen pendientes porque, tal como se identificó al escribir este documento, dependen de datos que el sistema todavía no tiene (outcomes reales de leads) o son trabajo de auditoría y monitoreo continuo que no entraba en el alcance de esta ronda. Varios de los ítems ya implementados (reason codes, versionado, golden set) eran además prerrequisitos técnicos para que el backtesting y el shadow scoring sean posibles cuando lleguen los datos reales — ese trabajo de base ya está hecho.</w:t>
       </w:r>
     </w:p>
     <w:sectPr>
@@ -2859,27 +3152,6 @@
         <w:ind w:left="720" w:hanging="360"/>
       </w:pPr>
     </w:lvl>
-    <w:lvl w:ilvl="1" w15:tentative="1">
-      <w:start w:val="1"/>
-      <w:numFmt w:val="bullet"/>
-      <w:lvlText w:val="◦"/>
-      <w:lvlJc w:val="left"/>
-      <w:pPr>
-        <w:ind w:left="1080" w:hanging="360"/>
-      </w:pPr>
-    </w:lvl>
-  </w:abstractNum>
-  <w:abstractNum w:abstractNumId="3" w15:restartNumberingAfterBreak="0">
-    <w:multiLevelType w:val="hybridMultilevel"/>
-    <w:lvl w:ilvl="0" w15:tentative="1">
-      <w:start w:val="1"/>
-      <w:numFmt w:val="decimal"/>
-      <w:lvlText w:val="%1."/>
-      <w:lvlJc w:val="left"/>
-      <w:pPr>
-        <w:ind w:left="720" w:hanging="360"/>
-      </w:pPr>
-    </w:lvl>
   </w:abstractNum>
   <w:num w:numId="1">
     <w:abstractNumId w:val="1"/>
@@ -2888,12 +3160,6 @@
     </w:lvlOverride>
   </w:num>
   <w:num w:numId="2">
-    <w:abstractNumId w:val="3"/>
-    <w:lvlOverride w:ilvl="0">
-      <w:startOverride w:val="1"/>
-    </w:lvlOverride>
-  </w:num>
-  <w:num w:numId="3">
     <w:abstractNumId w:val="2"/>
     <w:lvlOverride w:ilvl="0">
       <w:startOverride w:val="1"/>
@@ -3120,8 +3386,8 @@
       <w:b/>
       <w:bCs/>
       <w:color w:val="575756"/>
-      <w:sz w:val="23"/>
-      <w:szCs w:val="23"/>
+      <w:sz w:val="22"/>
+      <w:szCs w:val="22"/>
     </w:rPr>
   </w:style>
 </w:styles>
